--- a/用卷/xlsx/其他科目/文理综合,理科基础,文科基础.docx
+++ b/用卷/xlsx/其他科目/文理综合,理科基础,文科基础.docx
@@ -1,8 +1,12 @@
 
 <file path=word/document.xml><?xml version="1.0" encoding="utf-8"?>
-<w:document xmlns:wpc="http://schemas.microsoft.com/office/word/2010/wordprocessingCanvas" xmlns:cx="http://schemas.microsoft.com/office/drawing/2014/chartex" xmlns:cx1="http://schemas.microsoft.com/office/drawing/2015/9/8/chartex" xmlns:cx2="http://schemas.microsoft.com/office/drawing/2015/10/21/chartex" xmlns:cx3="http://schemas.microsoft.com/office/drawing/2016/5/9/chartex" xmlns:cx4="http://schemas.microsoft.com/office/drawing/2016/5/10/chartex" xmlns:cx5="http://schemas.microsoft.com/office/drawing/2016/5/11/chartex" xmlns:cx6="http://schemas.microsoft.com/office/drawing/2016/5/12/chartex" xmlns:cx7="http://schemas.microsoft.com/office/drawing/2016/5/13/chartex" xmlns:cx8="http://schemas.microsoft.com/office/drawing/2016/5/14/chartex" xmlns:mc="http://schemas.openxmlformats.org/markup-compatibility/2006" xmlns:aink="http://schemas.microsoft.com/office/drawing/2016/ink" xmlns:am3d="http://schemas.microsoft.com/office/drawing/2017/model3d" xmlns:o="urn:schemas-microsoft-com:office:office" xmlns:oel="http://schemas.microsoft.com/office/2019/extlst" xmlns:r="http://schemas.openxmlformats.org/officeDocument/2006/relationships" xmlns:m="http://schemas.openxmlformats.org/officeDocument/2006/math" xmlns:v="urn:schemas-microsoft-com:vml" xmlns:wp14="http://schemas.microsoft.com/office/word/2010/wordprocessingDrawing" xmlns:wp="http://schemas.openxmlformats.org/drawingml/2006/wordprocessingDrawing" xmlns:w10="urn:schemas-microsoft-com:office:word" xmlns:w="http://schemas.openxmlformats.org/wordprocessingml/2006/main" xmlns:w14="http://schemas.microsoft.com/office/word/2010/wordml" xmlns:w15="http://schemas.microsoft.com/office/word/2012/wordml" xmlns:w16cex="http://schemas.microsoft.com/office/word/2018/wordml/cex" xmlns:w16cid="http://schemas.microsoft.com/office/word/2016/wordml/cid" xmlns:w16="http://schemas.microsoft.com/office/word/2018/wordml" xmlns:w16sdtdh="http://schemas.microsoft.com/office/word/2020/wordml/sdtdatahash" xmlns:w16se="http://schemas.microsoft.com/office/word/2015/wordml/symex" xmlns:wpg="http://schemas.microsoft.com/office/word/2010/wordprocessingGroup" xmlns:wpi="http://schemas.microsoft.com/office/word/2010/wordprocessingInk" xmlns:wne="http://schemas.microsoft.com/office/word/2006/wordml" xmlns:wps="http://schemas.microsoft.com/office/word/2010/wordprocessingShape" mc:Ignorable="w14 w15 w16se w16cid w16 w16cex w16sdtdh wp14">
+<w:document xmlns:w="http://schemas.openxmlformats.org/wordprocessingml/2006/main" xmlns:wp="http://schemas.openxmlformats.org/drawingml/2006/wordprocessingDrawing" xmlns:r="http://schemas.openxmlformats.org/officeDocument/2006/relationships" xmlns:v="urn:schemas-microsoft-com:vml" xmlns:w10="urn:schemas-microsoft-com:office:word" xmlns:o="urn:schemas-microsoft-com:office:office" xmlns:wp14="http://schemas.microsoft.com/office/word/2010/wordprocessingDrawing" xmlns:w14="http://schemas.microsoft.com/office/word/2010/wordml" xmlns:mc="http://schemas.openxmlformats.org/markup-compatibility/2006" xmlns:m="http://schemas.openxmlformats.org/officeDocument/2006/math" xmlns:wps="http://schemas.microsoft.com/office/word/2010/wordprocessingShape" xmlns:wpg="http://schemas.microsoft.com/office/word/2010/wordprocessingGroup" xmlns:wpi="http://schemas.microsoft.com/office/word/2010/wordprocessingInk" xmlns:wpc="http://schemas.microsoft.com/office/word/2010/wordprocessingCanvas" xmlns:wpsCustomData="http://www.wps.cn/officeDocument/2013/wpsCustomData" mc:Ignorable="w14 wp14">
   <w:body>
     <w:p>
+      <w:pPr>
+        <w:pStyle w:val="style0"/>
+        <w:rPr/>
+      </w:pPr>
       <w:r>
         <w:rPr>
           <w:rFonts w:hint="eastAsia"/>
@@ -17,6 +21,10 @@
       </w:r>
     </w:p>
     <w:p>
+      <w:pPr>
+        <w:pStyle w:val="style0"/>
+        <w:rPr/>
+      </w:pPr>
       <w:r>
         <w:rPr>
           <w:rFonts w:hint="eastAsia"/>
@@ -32,8 +40,9 @@
     </w:p>
     <w:p>
       <w:pPr>
-        <w:rPr>
-          <w:color w:val="FF0000"/>
+        <w:pStyle w:val="style0"/>
+        <w:rPr>
+          <w:color w:val="ff0000"/>
         </w:rPr>
       </w:pPr>
       <w:r>
@@ -45,7 +54,7 @@
       <w:r>
         <w:rPr>
           <w:rFonts w:hint="eastAsia"/>
-          <w:color w:val="FF0000"/>
+          <w:color w:val="ff0000"/>
           <w:highlight w:val="yellow"/>
         </w:rPr>
         <w:t>广东</w:t>
@@ -53,6 +62,7 @@
     </w:p>
     <w:p>
       <w:pPr>
+        <w:pStyle w:val="style0"/>
         <w:rPr>
           <w:rFonts w:hint="eastAsia"/>
         </w:rPr>
@@ -65,6 +75,10 @@
       </w:r>
     </w:p>
     <w:p>
+      <w:pPr>
+        <w:pStyle w:val="style0"/>
+        <w:rPr/>
+      </w:pPr>
       <w:r>
         <w:rPr>
           <w:rFonts w:hint="eastAsia"/>
@@ -74,7 +88,7 @@
       <w:r>
         <w:rPr>
           <w:rFonts w:hint="eastAsia"/>
-          <w:color w:val="FF0000"/>
+          <w:color w:val="ff0000"/>
           <w:highlight w:val="yellow"/>
         </w:rPr>
         <w:t>广东</w:t>
@@ -88,7 +102,7 @@
       <w:r>
         <w:rPr>
           <w:rFonts w:hint="eastAsia"/>
-          <w:color w:val="FF0000"/>
+          <w:color w:val="ff0000"/>
           <w:highlight w:val="yellow"/>
         </w:rPr>
         <w:t>河南</w:t>
@@ -102,6 +116,7 @@
     </w:p>
     <w:p>
       <w:pPr>
+        <w:pStyle w:val="style0"/>
         <w:rPr>
           <w:b/>
           <w:bCs/>
@@ -128,6 +143,7 @@
     </w:p>
     <w:p>
       <w:pPr>
+        <w:pStyle w:val="style0"/>
         <w:rPr>
           <w:rFonts w:hint="eastAsia"/>
         </w:rPr>
@@ -140,6 +156,10 @@
       </w:r>
     </w:p>
     <w:p>
+      <w:pPr>
+        <w:pStyle w:val="style0"/>
+        <w:rPr/>
+      </w:pPr>
       <w:r>
         <w:rPr>
           <w:rFonts w:hint="eastAsia"/>
@@ -149,7 +169,7 @@
       <w:r>
         <w:rPr>
           <w:rFonts w:hint="eastAsia"/>
-          <w:color w:val="FF0000"/>
+          <w:color w:val="ff0000"/>
           <w:highlight w:val="yellow"/>
         </w:rPr>
         <w:t>广东</w:t>
@@ -163,7 +183,7 @@
       <w:r>
         <w:rPr>
           <w:rFonts w:hint="eastAsia"/>
-          <w:color w:val="FF0000"/>
+          <w:color w:val="ff0000"/>
           <w:highlight w:val="yellow"/>
         </w:rPr>
         <w:t>河南</w:t>
@@ -177,7 +197,7 @@
       <w:r>
         <w:rPr>
           <w:rFonts w:hint="eastAsia"/>
-          <w:color w:val="FF0000"/>
+          <w:color w:val="ff0000"/>
           <w:highlight w:val="yellow"/>
         </w:rPr>
         <w:t>江苏</w:t>
@@ -191,7 +211,7 @@
       <w:r>
         <w:rPr>
           <w:rFonts w:hint="eastAsia"/>
-          <w:color w:val="FF0000"/>
+          <w:color w:val="ff0000"/>
           <w:highlight w:val="yellow"/>
         </w:rPr>
         <w:t>广西</w:t>
@@ -199,6 +219,7 @@
     </w:p>
     <w:p>
       <w:pPr>
+        <w:pStyle w:val="style0"/>
         <w:rPr>
           <w:rFonts w:hint="eastAsia"/>
         </w:rPr>
@@ -217,6 +238,10 @@
       </w:r>
     </w:p>
     <w:p>
+      <w:pPr>
+        <w:pStyle w:val="style0"/>
+        <w:rPr/>
+      </w:pPr>
       <w:r>
         <w:rPr>
           <w:rFonts w:hint="eastAsia"/>
@@ -232,8 +257,9 @@
     </w:p>
     <w:p>
       <w:pPr>
-        <w:rPr>
-          <w:color w:val="FF0000"/>
+        <w:pStyle w:val="style0"/>
+        <w:rPr>
+          <w:color w:val="ff0000"/>
         </w:rPr>
       </w:pPr>
       <w:r>
@@ -245,7 +271,7 @@
       <w:r>
         <w:rPr>
           <w:rFonts w:hint="eastAsia"/>
-          <w:color w:val="FF0000"/>
+          <w:color w:val="ff0000"/>
           <w:highlight w:val="yellow"/>
         </w:rPr>
         <w:t>广东</w:t>
@@ -259,7 +285,7 @@
       <w:r>
         <w:rPr>
           <w:rFonts w:hint="eastAsia"/>
-          <w:color w:val="FF0000"/>
+          <w:color w:val="ff0000"/>
           <w:highlight w:val="yellow"/>
         </w:rPr>
         <w:t>河南</w:t>
@@ -273,7 +299,7 @@
       <w:r>
         <w:rPr>
           <w:rFonts w:hint="eastAsia"/>
-          <w:color w:val="FF0000"/>
+          <w:color w:val="ff0000"/>
           <w:highlight w:val="yellow"/>
         </w:rPr>
         <w:t>广西</w:t>
@@ -287,13 +313,17 @@
       <w:r>
         <w:rPr>
           <w:rFonts w:hint="eastAsia"/>
-          <w:color w:val="FF0000"/>
+          <w:color w:val="ff0000"/>
           <w:highlight w:val="yellow"/>
         </w:rPr>
         <w:t>辽宁</w:t>
       </w:r>
     </w:p>
     <w:p>
+      <w:pPr>
+        <w:pStyle w:val="style0"/>
+        <w:rPr/>
+      </w:pPr>
       <w:r>
         <w:rPr>
           <w:rFonts w:hint="eastAsia"/>
@@ -311,6 +341,10 @@
       </w:r>
     </w:p>
     <w:p>
+      <w:pPr>
+        <w:pStyle w:val="style0"/>
+        <w:rPr/>
+      </w:pPr>
       <w:r>
         <w:rPr>
           <w:rFonts w:hint="eastAsia"/>
@@ -319,6 +353,10 @@
       </w:r>
     </w:p>
     <w:p>
+      <w:pPr>
+        <w:pStyle w:val="style0"/>
+        <w:rPr/>
+      </w:pPr>
       <w:r>
         <w:rPr>
           <w:rFonts w:hint="eastAsia"/>
@@ -328,7 +366,7 @@
       <w:r>
         <w:rPr>
           <w:rFonts w:hint="eastAsia"/>
-          <w:color w:val="FF0000"/>
+          <w:color w:val="ff0000"/>
           <w:highlight w:val="yellow"/>
         </w:rPr>
         <w:t>广东</w:t>
@@ -342,7 +380,7 @@
       <w:r>
         <w:rPr>
           <w:rFonts w:hint="eastAsia"/>
-          <w:color w:val="FF0000"/>
+          <w:color w:val="ff0000"/>
           <w:highlight w:val="yellow"/>
         </w:rPr>
         <w:t>广西</w:t>
@@ -356,27 +394,43 @@
       <w:r>
         <w:rPr>
           <w:rFonts w:hint="eastAsia"/>
-          <w:color w:val="FF0000"/>
+          <w:color w:val="ff0000"/>
           <w:highlight w:val="yellow"/>
         </w:rPr>
         <w:t>辽宁</w:t>
       </w:r>
     </w:p>
     <w:p>
-      <w:r>
-        <w:rPr>
-          <w:rFonts w:hint="eastAsia"/>
-        </w:rPr>
-        <w:t>广东,广西同卷,辽宁卷在广东广西</w:t>
-      </w:r>
-      <w:proofErr w:type="gramStart"/>
-      <w:r>
-        <w:rPr>
-          <w:rFonts w:hint="eastAsia"/>
-        </w:rPr>
-        <w:t>卷基础</w:t>
-      </w:r>
-      <w:proofErr w:type="gramEnd"/>
+      <w:pPr>
+        <w:pStyle w:val="style0"/>
+        <w:rPr/>
+      </w:pPr>
+      <w:r>
+        <w:rPr>
+          <w:rFonts w:hint="default"/>
+          <w:lang w:val="en-US"/>
+        </w:rPr>
+        <w:t>广西为新课程卷,</w:t>
+      </w:r>
+      <w:r>
+        <w:rPr>
+          <w:rFonts w:hint="eastAsia"/>
+        </w:rPr>
+        <w:t>广东</w:t>
+      </w:r>
+      <w:r>
+        <w:rPr>
+          <w:rFonts w:hint="default"/>
+          <w:lang w:val="en-US"/>
+        </w:rPr>
+        <w:t>为新课程卷</w:t>
+      </w:r>
+      <w:r>
+        <w:rPr>
+          <w:rFonts w:hint="eastAsia"/>
+        </w:rPr>
+        <w:t>,辽宁卷在广东卷基础</w:t>
+      </w:r>
       <w:r>
         <w:rPr>
           <w:rFonts w:hint="eastAsia"/>
@@ -385,6 +439,63 @@
       </w:r>
     </w:p>
     <w:p>
+      <w:pPr>
+        <w:pStyle w:val="style0"/>
+        <w:rPr/>
+      </w:pPr>
+      <w:r>
+        <w:rPr>
+          <w:rFonts w:hint="eastAsia"/>
+        </w:rPr>
+        <w:t>共</w:t>
+      </w:r>
+      <w:r>
+        <w:rPr>
+          <w:rFonts w:hint="default"/>
+          <w:lang w:val="en-US"/>
+        </w:rPr>
+        <w:t>6</w:t>
+      </w:r>
+      <w:r>
+        <w:rPr>
+          <w:rFonts w:hint="eastAsia"/>
+        </w:rPr>
+        <w:t>份试卷</w:t>
+      </w:r>
+    </w:p>
+    <w:p>
+      <w:pPr>
+        <w:pStyle w:val="style0"/>
+        <w:rPr>
+          <w:color w:val="ff0000"/>
+        </w:rPr>
+      </w:pPr>
+      <w:r>
+        <w:rPr>
+          <w:rFonts w:hint="eastAsia"/>
+        </w:rPr>
+        <w:t>2005</w:t>
+      </w:r>
+      <w:r>
+        <w:rPr>
+          <w:rFonts w:hint="eastAsia"/>
+        </w:rPr>
+        <w:t>年广东,上海,上海春季,</w:t>
+      </w:r>
+      <w:r>
+        <w:rPr>
+          <w:rFonts w:hint="eastAsia"/>
+          <w:color w:val="ff0000"/>
+          <w:highlight w:val="yellow"/>
+        </w:rPr>
+        <w:t>辽宁</w:t>
+      </w:r>
+    </w:p>
+    <w:p>
+      <w:pPr>
+        <w:pStyle w:val="style0"/>
+        <w:rPr/>
+      </w:pPr>
       <w:r>
         <w:rPr>
           <w:rFonts w:hint="eastAsia"/>
@@ -394,40 +505,9 @@
     </w:p>
     <w:p>
       <w:pPr>
-        <w:rPr>
-          <w:color w:val="FF0000"/>
-        </w:rPr>
-      </w:pPr>
-      <w:r>
-        <w:rPr>
-          <w:rFonts w:hint="eastAsia"/>
-        </w:rPr>
-        <w:t>2005</w:t>
-      </w:r>
-      <w:r>
-        <w:rPr>
-          <w:rFonts w:hint="eastAsia"/>
-        </w:rPr>
-        <w:t>年广东,上海,上海春季,</w:t>
-      </w:r>
-      <w:r>
-        <w:rPr>
-          <w:rFonts w:hint="eastAsia"/>
-          <w:color w:val="FF0000"/>
-          <w:highlight w:val="yellow"/>
-        </w:rPr>
-        <w:t>辽宁</w:t>
-      </w:r>
-    </w:p>
-    <w:p>
-      <w:r>
-        <w:rPr>
-          <w:rFonts w:hint="eastAsia"/>
-        </w:rPr>
-        <w:t>共5份试卷</w:t>
-      </w:r>
-    </w:p>
-    <w:p>
+        <w:pStyle w:val="style0"/>
+        <w:rPr/>
+      </w:pPr>
       <w:r>
         <w:rPr>
           <w:rFonts w:hint="eastAsia"/>
@@ -436,6 +516,10 @@
       </w:r>
     </w:p>
     <w:p>
+      <w:pPr>
+        <w:pStyle w:val="style0"/>
+        <w:rPr/>
+      </w:pPr>
       <w:r>
         <w:rPr>
           <w:rFonts w:hint="eastAsia"/>
@@ -444,6 +528,10 @@
       </w:r>
     </w:p>
     <w:p>
+      <w:pPr>
+        <w:pStyle w:val="style0"/>
+        <w:rPr/>
+      </w:pPr>
       <w:r>
         <w:rPr>
           <w:rFonts w:hint="eastAsia"/>
@@ -464,6 +552,10 @@
       </w:r>
     </w:p>
     <w:p>
+      <w:pPr>
+        <w:pStyle w:val="style0"/>
+        <w:rPr/>
+      </w:pPr>
       <w:r>
         <w:rPr>
           <w:rFonts w:hint="eastAsia"/>
@@ -472,6 +564,10 @@
       </w:r>
     </w:p>
     <w:p>
+      <w:pPr>
+        <w:pStyle w:val="style0"/>
+        <w:rPr/>
+      </w:pPr>
       <w:r>
         <w:rPr>
           <w:rFonts w:hint="eastAsia"/>
@@ -480,6 +576,10 @@
       </w:r>
     </w:p>
     <w:p>
+      <w:pPr>
+        <w:pStyle w:val="style0"/>
+        <w:rPr/>
+      </w:pPr>
       <w:r>
         <w:rPr>
           <w:rFonts w:hint="eastAsia"/>
@@ -488,6 +588,10 @@
       </w:r>
     </w:p>
     <w:p>
+      <w:pPr>
+        <w:pStyle w:val="style0"/>
+        <w:rPr/>
+      </w:pPr>
       <w:r>
         <w:rPr>
           <w:rFonts w:hint="eastAsia"/>
@@ -496,6 +600,10 @@
       </w:r>
     </w:p>
     <w:p>
+      <w:pPr>
+        <w:pStyle w:val="style0"/>
+        <w:rPr/>
+      </w:pPr>
       <w:r>
         <w:rPr>
           <w:rFonts w:hint="eastAsia"/>
@@ -504,6 +612,10 @@
       </w:r>
     </w:p>
     <w:p>
+      <w:pPr>
+        <w:pStyle w:val="style0"/>
+        <w:rPr/>
+      </w:pPr>
       <w:r>
         <w:rPr>
           <w:rFonts w:hint="eastAsia"/>
@@ -512,23 +624,27 @@
       </w:r>
     </w:p>
     <w:p>
-      <w:r>
-        <w:rPr>
-          <w:rFonts w:hint="eastAsia"/>
-        </w:rPr>
-        <w:lastRenderedPageBreak/>
+      <w:pPr>
+        <w:pStyle w:val="style0"/>
+        <w:rPr/>
+      </w:pPr>
+      <w:r>
+        <w:rPr>
+          <w:rFonts w:hint="eastAsia"/>
+        </w:rPr>
         <w:t>共1份试卷</w:t>
       </w:r>
     </w:p>
     <w:p>
       <w:pPr>
+        <w:pStyle w:val="style0"/>
         <w:rPr>
           <w:rFonts w:hint="eastAsia"/>
         </w:rPr>
       </w:pPr>
     </w:p>
     <w:sectPr>
-      <w:pgSz w:w="11906" w:h="16838"/>
+      <w:pgSz w:w="11906" w:h="16838" w:orient="portrait"/>
       <w:pgMar w:top="1440" w:right="1800" w:bottom="1440" w:left="1800" w:header="851" w:footer="992" w:gutter="0"/>
       <w:cols w:space="425"/>
       <w:docGrid w:type="lines" w:linePitch="312"/>
@@ -538,9 +654,9 @@
 </file>
 
 <file path=word/numbering.xml><?xml version="1.0" encoding="utf-8"?>
-<w:numbering xmlns:wpc="http://schemas.microsoft.com/office/word/2010/wordprocessingCanvas" xmlns:cx="http://schemas.microsoft.com/office/drawing/2014/chartex" xmlns:cx1="http://schemas.microsoft.com/office/drawing/2015/9/8/chartex" xmlns:cx2="http://schemas.microsoft.com/office/drawing/2015/10/21/chartex" xmlns:cx3="http://schemas.microsoft.com/office/drawing/2016/5/9/chartex" xmlns:cx4="http://schemas.microsoft.com/office/drawing/2016/5/10/chartex" xmlns:cx5="http://schemas.microsoft.com/office/drawing/2016/5/11/chartex" xmlns:cx6="http://schemas.microsoft.com/office/drawing/2016/5/12/chartex" xmlns:cx7="http://schemas.microsoft.com/office/drawing/2016/5/13/chartex" xmlns:cx8="http://schemas.microsoft.com/office/drawing/2016/5/14/chartex" xmlns:mc="http://schemas.openxmlformats.org/markup-compatibility/2006" xmlns:aink="http://schemas.microsoft.com/office/drawing/2016/ink" xmlns:am3d="http://schemas.microsoft.com/office/drawing/2017/model3d" xmlns:o="urn:schemas-microsoft-com:office:office" xmlns:oel="http://schemas.microsoft.com/office/2019/extlst" xmlns:r="http://schemas.openxmlformats.org/officeDocument/2006/relationships" xmlns:m="http://schemas.openxmlformats.org/officeDocument/2006/math" xmlns:v="urn:schemas-microsoft-com:vml" xmlns:wp14="http://schemas.microsoft.com/office/word/2010/wordprocessingDrawing" xmlns:wp="http://schemas.openxmlformats.org/drawingml/2006/wordprocessingDrawing" xmlns:w10="urn:schemas-microsoft-com:office:word" xmlns:w="http://schemas.openxmlformats.org/wordprocessingml/2006/main" xmlns:w14="http://schemas.microsoft.com/office/word/2010/wordml" xmlns:w15="http://schemas.microsoft.com/office/word/2012/wordml" xmlns:w16cex="http://schemas.microsoft.com/office/word/2018/wordml/cex" xmlns:w16cid="http://schemas.microsoft.com/office/word/2016/wordml/cid" xmlns:w16="http://schemas.microsoft.com/office/word/2018/wordml" xmlns:w16sdtdh="http://schemas.microsoft.com/office/word/2020/wordml/sdtdatahash" xmlns:w16se="http://schemas.microsoft.com/office/word/2015/wordml/symex" xmlns:wpg="http://schemas.microsoft.com/office/word/2010/wordprocessingGroup" xmlns:wpi="http://schemas.microsoft.com/office/word/2010/wordprocessingInk" xmlns:wne="http://schemas.microsoft.com/office/word/2006/wordml" xmlns:wps="http://schemas.microsoft.com/office/word/2010/wordprocessingShape" mc:Ignorable="w14 w15 w16se w16cid w16 w16cex w16sdtdh wp14">
-  <w:abstractNum w:abstractNumId="0" w15:restartNumberingAfterBreak="0">
-    <w:nsid w:val="10607451"/>
+<w:numbering xmlns:wpc="http://schemas.microsoft.com/office/word/2010/wordprocessingCanvas" xmlns:mc="http://schemas.openxmlformats.org/markup-compatibility/2006" xmlns:o="urn:schemas-microsoft-com:office:office" xmlns:r="http://schemas.openxmlformats.org/package/2006/relationships" xmlns:m="http://schemas.openxmlformats.org/officeDocument/2006/math" xmlns:v="urn:schemas-microsoft-com:vml" xmlns:wp14="http://schemas.microsoft.com/office/word/2010/wordprocessingDrawing" xmlns:wp="http://schemas.openxmlformats.org/drawingml/2006/wordprocessingDrawing" xmlns:w10="urn:schemas-microsoft-com:office:word" xmlns:w="http://schemas.openxmlformats.org/wordprocessingml/2006/main" xmlns:w14="http://schemas.microsoft.com/office/word/2010/wordml" xmlns:wpg="http://schemas.microsoft.com/office/word/2010/wordprocessingGroup" xmlns:wpi="http://schemas.microsoft.com/office/word/2010/wordprocessingInk" xmlns:wne="http://schemas.microsoft.com/office/word/2006/wordml" xmlns:wps="http://schemas.microsoft.com/office/word/2010/wordprocessingShape" mc:Ignorable="w14 wp14">
+  <w:abstractNum w:abstractNumId="0">
+    <w:nsid w:val="00000000"/>
     <w:multiLevelType w:val="hybridMultilevel"/>
     <w:tmpl w:val="C810B494"/>
     <w:lvl w:ilvl="0" w:tplc="29AE3EF6">
@@ -628,424 +744,47 @@
       </w:pPr>
     </w:lvl>
   </w:abstractNum>
-  <w:num w:numId="1" w16cid:durableId="756441888">
+  <w:num w:numId="1">
     <w:abstractNumId w:val="0"/>
   </w:num>
 </w:numbering>
 </file>
 
 <file path=word/styles.xml><?xml version="1.0" encoding="utf-8"?>
-<w:styles xmlns:mc="http://schemas.openxmlformats.org/markup-compatibility/2006" xmlns:r="http://schemas.openxmlformats.org/officeDocument/2006/relationships" xmlns:w="http://schemas.openxmlformats.org/wordprocessingml/2006/main" xmlns:w14="http://schemas.microsoft.com/office/word/2010/wordml" xmlns:w15="http://schemas.microsoft.com/office/word/2012/wordml" xmlns:w16cex="http://schemas.microsoft.com/office/word/2018/wordml/cex" xmlns:w16cid="http://schemas.microsoft.com/office/word/2016/wordml/cid" xmlns:w16="http://schemas.microsoft.com/office/word/2018/wordml" xmlns:w16sdtdh="http://schemas.microsoft.com/office/word/2020/wordml/sdtdatahash" xmlns:w16se="http://schemas.microsoft.com/office/word/2015/wordml/symex" mc:Ignorable="w14 w15 w16se w16cid w16 w16cex w16sdtdh">
+<w:styles xmlns:mc="http://schemas.openxmlformats.org/markup-compatibility/2006" xmlns:w="http://schemas.openxmlformats.org/wordprocessingml/2006/main" xmlns:w14="http://schemas.microsoft.com/office/word/2010/wordml" mc:Ignorable="w14">
   <w:docDefaults>
     <w:rPrDefault>
       <w:rPr>
-        <w:rFonts w:asciiTheme="minorHAnsi" w:eastAsiaTheme="minorEastAsia" w:hAnsiTheme="minorHAnsi" w:cstheme="minorBidi"/>
+        <w:rFonts w:ascii="等线" w:cs="宋体" w:eastAsia="等线" w:hAnsi="等线"/>
         <w:kern w:val="2"/>
         <w:sz w:val="22"/>
         <w:szCs w:val="24"/>
-        <w:lang w:val="en-US" w:eastAsia="zh-CN" w:bidi="ar-SA"/>
-        <w14:ligatures w14:val="standardContextual"/>
+        <w:lang w:val="en-US" w:bidi="ar-SA" w:eastAsia="zh-CN"/>
+        <w14:ligatures xmlns:w14="http://schemas.microsoft.com/office/word/2010/wordml" w14:val="standardContextual"/>
       </w:rPr>
     </w:rPrDefault>
     <w:pPrDefault>
       <w:pPr>
-        <w:spacing w:after="160" w:line="278" w:lineRule="auto"/>
+        <w:spacing w:after="160" w:lineRule="auto" w:line="278"/>
       </w:pPr>
     </w:pPrDefault>
   </w:docDefaults>
-  <w:latentStyles w:defLockedState="0" w:defUIPriority="99" w:defSemiHidden="0" w:defUnhideWhenUsed="0" w:defQFormat="0" w:count="376">
-    <w:lsdException w:name="Normal" w:uiPriority="0" w:qFormat="1"/>
-    <w:lsdException w:name="heading 1" w:uiPriority="9" w:qFormat="1"/>
-    <w:lsdException w:name="heading 2" w:semiHidden="1" w:uiPriority="9" w:unhideWhenUsed="1" w:qFormat="1"/>
-    <w:lsdException w:name="heading 3" w:semiHidden="1" w:uiPriority="9" w:unhideWhenUsed="1" w:qFormat="1"/>
-    <w:lsdException w:name="heading 4" w:semiHidden="1" w:uiPriority="9" w:unhideWhenUsed="1" w:qFormat="1"/>
-    <w:lsdException w:name="heading 5" w:semiHidden="1" w:uiPriority="9" w:unhideWhenUsed="1" w:qFormat="1"/>
-    <w:lsdException w:name="heading 6" w:semiHidden="1" w:uiPriority="9" w:unhideWhenUsed="1" w:qFormat="1"/>
-    <w:lsdException w:name="heading 7" w:semiHidden="1" w:uiPriority="9" w:unhideWhenUsed="1" w:qFormat="1"/>
-    <w:lsdException w:name="heading 8" w:semiHidden="1" w:uiPriority="9" w:unhideWhenUsed="1" w:qFormat="1"/>
-    <w:lsdException w:name="heading 9" w:semiHidden="1" w:uiPriority="9" w:unhideWhenUsed="1" w:qFormat="1"/>
-    <w:lsdException w:name="index 1" w:semiHidden="1" w:unhideWhenUsed="1"/>
-    <w:lsdException w:name="index 2" w:semiHidden="1" w:unhideWhenUsed="1"/>
-    <w:lsdException w:name="index 3" w:semiHidden="1" w:unhideWhenUsed="1"/>
-    <w:lsdException w:name="index 4" w:semiHidden="1" w:unhideWhenUsed="1"/>
-    <w:lsdException w:name="index 5" w:semiHidden="1" w:unhideWhenUsed="1"/>
-    <w:lsdException w:name="index 6" w:semiHidden="1" w:unhideWhenUsed="1"/>
-    <w:lsdException w:name="index 7" w:semiHidden="1" w:unhideWhenUsed="1"/>
-    <w:lsdException w:name="index 8" w:semiHidden="1" w:unhideWhenUsed="1"/>
-    <w:lsdException w:name="index 9" w:semiHidden="1" w:unhideWhenUsed="1"/>
-    <w:lsdException w:name="toc 1" w:semiHidden="1" w:uiPriority="39" w:unhideWhenUsed="1"/>
-    <w:lsdException w:name="toc 2" w:semiHidden="1" w:uiPriority="39" w:unhideWhenUsed="1"/>
-    <w:lsdException w:name="toc 3" w:semiHidden="1" w:uiPriority="39" w:unhideWhenUsed="1"/>
-    <w:lsdException w:name="toc 4" w:semiHidden="1" w:uiPriority="39" w:unhideWhenUsed="1"/>
-    <w:lsdException w:name="toc 5" w:semiHidden="1" w:uiPriority="39" w:unhideWhenUsed="1"/>
-    <w:lsdException w:name="toc 6" w:semiHidden="1" w:uiPriority="39" w:unhideWhenUsed="1"/>
-    <w:lsdException w:name="toc 7" w:semiHidden="1" w:uiPriority="39" w:unhideWhenUsed="1"/>
-    <w:lsdException w:name="toc 8" w:semiHidden="1" w:uiPriority="39" w:unhideWhenUsed="1"/>
-    <w:lsdException w:name="toc 9" w:semiHidden="1" w:uiPriority="39" w:unhideWhenUsed="1"/>
-    <w:lsdException w:name="Normal Indent" w:semiHidden="1" w:unhideWhenUsed="1"/>
-    <w:lsdException w:name="footnote text" w:semiHidden="1" w:unhideWhenUsed="1"/>
-    <w:lsdException w:name="annotation text" w:semiHidden="1" w:unhideWhenUsed="1"/>
-    <w:lsdException w:name="header" w:semiHidden="1" w:unhideWhenUsed="1"/>
-    <w:lsdException w:name="footer" w:semiHidden="1" w:unhideWhenUsed="1"/>
-    <w:lsdException w:name="index heading" w:semiHidden="1" w:unhideWhenUsed="1"/>
-    <w:lsdException w:name="caption" w:semiHidden="1" w:uiPriority="35" w:unhideWhenUsed="1" w:qFormat="1"/>
-    <w:lsdException w:name="table of figures" w:semiHidden="1" w:unhideWhenUsed="1"/>
-    <w:lsdException w:name="envelope address" w:semiHidden="1" w:unhideWhenUsed="1"/>
-    <w:lsdException w:name="envelope return" w:semiHidden="1" w:unhideWhenUsed="1"/>
-    <w:lsdException w:name="footnote reference" w:semiHidden="1" w:unhideWhenUsed="1"/>
-    <w:lsdException w:name="annotation reference" w:semiHidden="1" w:unhideWhenUsed="1"/>
-    <w:lsdException w:name="line number" w:semiHidden="1" w:unhideWhenUsed="1"/>
-    <w:lsdException w:name="page number" w:semiHidden="1" w:unhideWhenUsed="1"/>
-    <w:lsdException w:name="endnote reference" w:semiHidden="1" w:unhideWhenUsed="1"/>
-    <w:lsdException w:name="endnote text" w:semiHidden="1" w:unhideWhenUsed="1"/>
-    <w:lsdException w:name="table of authorities" w:semiHidden="1" w:unhideWhenUsed="1"/>
-    <w:lsdException w:name="macro" w:semiHidden="1" w:unhideWhenUsed="1"/>
-    <w:lsdException w:name="toa heading" w:semiHidden="1" w:unhideWhenUsed="1"/>
-    <w:lsdException w:name="List" w:semiHidden="1" w:unhideWhenUsed="1"/>
-    <w:lsdException w:name="List Bullet" w:semiHidden="1" w:unhideWhenUsed="1"/>
-    <w:lsdException w:name="List Number" w:semiHidden="1" w:unhideWhenUsed="1"/>
-    <w:lsdException w:name="List 2" w:semiHidden="1" w:unhideWhenUsed="1"/>
-    <w:lsdException w:name="List 3" w:semiHidden="1" w:unhideWhenUsed="1"/>
-    <w:lsdException w:name="List 4" w:semiHidden="1" w:unhideWhenUsed="1"/>
-    <w:lsdException w:name="List 5" w:semiHidden="1" w:unhideWhenUsed="1"/>
-    <w:lsdException w:name="List Bullet 2" w:semiHidden="1" w:unhideWhenUsed="1"/>
-    <w:lsdException w:name="List Bullet 3" w:semiHidden="1" w:unhideWhenUsed="1"/>
-    <w:lsdException w:name="List Bullet 4" w:semiHidden="1" w:unhideWhenUsed="1"/>
-    <w:lsdException w:name="List Bullet 5" w:semiHidden="1" w:unhideWhenUsed="1"/>
-    <w:lsdException w:name="List Number 2" w:semiHidden="1" w:unhideWhenUsed="1"/>
-    <w:lsdException w:name="List Number 3" w:semiHidden="1" w:unhideWhenUsed="1"/>
-    <w:lsdException w:name="List Number 4" w:semiHidden="1" w:unhideWhenUsed="1"/>
-    <w:lsdException w:name="List Number 5" w:semiHidden="1" w:unhideWhenUsed="1"/>
-    <w:lsdException w:name="Title" w:uiPriority="10" w:qFormat="1"/>
-    <w:lsdException w:name="Closing" w:semiHidden="1" w:unhideWhenUsed="1"/>
-    <w:lsdException w:name="Signature" w:semiHidden="1" w:unhideWhenUsed="1"/>
-    <w:lsdException w:name="Default Paragraph Font" w:semiHidden="1" w:uiPriority="1" w:unhideWhenUsed="1"/>
-    <w:lsdException w:name="Body Text" w:semiHidden="1" w:unhideWhenUsed="1"/>
-    <w:lsdException w:name="Body Text Indent" w:semiHidden="1" w:unhideWhenUsed="1"/>
-    <w:lsdException w:name="List Continue" w:semiHidden="1" w:unhideWhenUsed="1"/>
-    <w:lsdException w:name="List Continue 2" w:semiHidden="1" w:unhideWhenUsed="1"/>
-    <w:lsdException w:name="List Continue 3" w:semiHidden="1" w:unhideWhenUsed="1"/>
-    <w:lsdException w:name="List Continue 4" w:semiHidden="1" w:unhideWhenUsed="1"/>
-    <w:lsdException w:name="List Continue 5" w:semiHidden="1" w:unhideWhenUsed="1"/>
-    <w:lsdException w:name="Message Header" w:semiHidden="1" w:unhideWhenUsed="1"/>
-    <w:lsdException w:name="Subtitle" w:uiPriority="11" w:qFormat="1"/>
-    <w:lsdException w:name="Salutation" w:semiHidden="1" w:unhideWhenUsed="1"/>
-    <w:lsdException w:name="Date" w:semiHidden="1" w:unhideWhenUsed="1"/>
-    <w:lsdException w:name="Body Text First Indent" w:semiHidden="1" w:unhideWhenUsed="1"/>
-    <w:lsdException w:name="Body Text First Indent 2" w:semiHidden="1" w:unhideWhenUsed="1"/>
-    <w:lsdException w:name="Note Heading" w:semiHidden="1" w:unhideWhenUsed="1"/>
-    <w:lsdException w:name="Body Text 2" w:semiHidden="1" w:unhideWhenUsed="1"/>
-    <w:lsdException w:name="Body Text 3" w:semiHidden="1" w:unhideWhenUsed="1"/>
-    <w:lsdException w:name="Body Text Indent 2" w:semiHidden="1" w:unhideWhenUsed="1"/>
-    <w:lsdException w:name="Body Text Indent 3" w:semiHidden="1" w:unhideWhenUsed="1"/>
-    <w:lsdException w:name="Block Text" w:semiHidden="1" w:unhideWhenUsed="1"/>
-    <w:lsdException w:name="Hyperlink" w:semiHidden="1" w:unhideWhenUsed="1"/>
-    <w:lsdException w:name="FollowedHyperlink" w:semiHidden="1" w:unhideWhenUsed="1"/>
-    <w:lsdException w:name="Strong" w:uiPriority="22" w:qFormat="1"/>
-    <w:lsdException w:name="Emphasis" w:uiPriority="20" w:qFormat="1"/>
-    <w:lsdException w:name="Document Map" w:semiHidden="1" w:unhideWhenUsed="1"/>
-    <w:lsdException w:name="Plain Text" w:semiHidden="1" w:unhideWhenUsed="1"/>
-    <w:lsdException w:name="E-mail Signature" w:semiHidden="1" w:unhideWhenUsed="1"/>
-    <w:lsdException w:name="HTML Top of Form" w:semiHidden="1" w:unhideWhenUsed="1"/>
-    <w:lsdException w:name="HTML Bottom of Form" w:semiHidden="1" w:unhideWhenUsed="1"/>
-    <w:lsdException w:name="Normal (Web)" w:semiHidden="1" w:unhideWhenUsed="1"/>
-    <w:lsdException w:name="HTML Acronym" w:semiHidden="1" w:unhideWhenUsed="1"/>
-    <w:lsdException w:name="HTML Address" w:semiHidden="1" w:unhideWhenUsed="1"/>
-    <w:lsdException w:name="HTML Cite" w:semiHidden="1" w:unhideWhenUsed="1"/>
-    <w:lsdException w:name="HTML Code" w:semiHidden="1" w:unhideWhenUsed="1"/>
-    <w:lsdException w:name="HTML Definition" w:semiHidden="1" w:unhideWhenUsed="1"/>
-    <w:lsdException w:name="HTML Keyboard" w:semiHidden="1" w:unhideWhenUsed="1"/>
-    <w:lsdException w:name="HTML Preformatted" w:semiHidden="1" w:unhideWhenUsed="1"/>
-    <w:lsdException w:name="HTML Sample" w:semiHidden="1" w:unhideWhenUsed="1"/>
-    <w:lsdException w:name="HTML Typewriter" w:semiHidden="1" w:unhideWhenUsed="1"/>
-    <w:lsdException w:name="HTML Variable" w:semiHidden="1" w:unhideWhenUsed="1"/>
-    <w:lsdException w:name="Normal Table" w:semiHidden="1" w:unhideWhenUsed="1"/>
-    <w:lsdException w:name="annotation subject" w:semiHidden="1" w:unhideWhenUsed="1"/>
-    <w:lsdException w:name="No List" w:semiHidden="1" w:unhideWhenUsed="1"/>
-    <w:lsdException w:name="Outline List 1" w:semiHidden="1" w:unhideWhenUsed="1"/>
-    <w:lsdException w:name="Outline List 2" w:semiHidden="1" w:unhideWhenUsed="1"/>
-    <w:lsdException w:name="Outline List 3" w:semiHidden="1" w:unhideWhenUsed="1"/>
-    <w:lsdException w:name="Table Simple 1" w:semiHidden="1" w:unhideWhenUsed="1"/>
-    <w:lsdException w:name="Table Simple 2" w:semiHidden="1" w:unhideWhenUsed="1"/>
-    <w:lsdException w:name="Table Simple 3" w:semiHidden="1" w:unhideWhenUsed="1"/>
-    <w:lsdException w:name="Table Classic 1" w:semiHidden="1" w:unhideWhenUsed="1"/>
-    <w:lsdException w:name="Table Classic 2" w:semiHidden="1" w:unhideWhenUsed="1"/>
-    <w:lsdException w:name="Table Classic 3" w:semiHidden="1" w:unhideWhenUsed="1"/>
-    <w:lsdException w:name="Table Classic 4" w:semiHidden="1" w:unhideWhenUsed="1"/>
-    <w:lsdException w:name="Table Colorful 1" w:semiHidden="1" w:unhideWhenUsed="1"/>
-    <w:lsdException w:name="Table Colorful 2" w:semiHidden="1" w:unhideWhenUsed="1"/>
-    <w:lsdException w:name="Table Colorful 3" w:semiHidden="1" w:unhideWhenUsed="1"/>
-    <w:lsdException w:name="Table Columns 1" w:semiHidden="1" w:unhideWhenUsed="1"/>
-    <w:lsdException w:name="Table Columns 2" w:semiHidden="1" w:unhideWhenUsed="1"/>
-    <w:lsdException w:name="Table Columns 3" w:semiHidden="1" w:unhideWhenUsed="1"/>
-    <w:lsdException w:name="Table Columns 4" w:semiHidden="1" w:unhideWhenUsed="1"/>
-    <w:lsdException w:name="Table Columns 5" w:semiHidden="1" w:unhideWhenUsed="1"/>
-    <w:lsdException w:name="Table Grid 1" w:semiHidden="1" w:unhideWhenUsed="1"/>
-    <w:lsdException w:name="Table Grid 2" w:semiHidden="1" w:unhideWhenUsed="1"/>
-    <w:lsdException w:name="Table Grid 3" w:semiHidden="1" w:unhideWhenUsed="1"/>
-    <w:lsdException w:name="Table Grid 4" w:semiHidden="1" w:unhideWhenUsed="1"/>
-    <w:lsdException w:name="Table Grid 5" w:semiHidden="1" w:unhideWhenUsed="1"/>
-    <w:lsdException w:name="Table Grid 6" w:semiHidden="1" w:unhideWhenUsed="1"/>
-    <w:lsdException w:name="Table Grid 7" w:semiHidden="1" w:unhideWhenUsed="1"/>
-    <w:lsdException w:name="Table Grid 8" w:semiHidden="1" w:unhideWhenUsed="1"/>
-    <w:lsdException w:name="Table List 1" w:semiHidden="1" w:unhideWhenUsed="1"/>
-    <w:lsdException w:name="Table List 2" w:semiHidden="1" w:unhideWhenUsed="1"/>
-    <w:lsdException w:name="Table List 3" w:semiHidden="1" w:unhideWhenUsed="1"/>
-    <w:lsdException w:name="Table List 4" w:semiHidden="1" w:unhideWhenUsed="1"/>
-    <w:lsdException w:name="Table List 5" w:semiHidden="1" w:unhideWhenUsed="1"/>
-    <w:lsdException w:name="Table List 6" w:semiHidden="1" w:unhideWhenUsed="1"/>
-    <w:lsdException w:name="Table List 7" w:semiHidden="1" w:unhideWhenUsed="1"/>
-    <w:lsdException w:name="Table List 8" w:semiHidden="1" w:unhideWhenUsed="1"/>
-    <w:lsdException w:name="Table 3D effects 1" w:semiHidden="1" w:unhideWhenUsed="1"/>
-    <w:lsdException w:name="Table 3D effects 2" w:semiHidden="1" w:unhideWhenUsed="1"/>
-    <w:lsdException w:name="Table 3D effects 3" w:semiHidden="1" w:unhideWhenUsed="1"/>
-    <w:lsdException w:name="Table Contemporary" w:semiHidden="1" w:unhideWhenUsed="1"/>
-    <w:lsdException w:name="Table Elegant" w:semiHidden="1" w:unhideWhenUsed="1"/>
-    <w:lsdException w:name="Table Professional" w:semiHidden="1" w:unhideWhenUsed="1"/>
-    <w:lsdException w:name="Table Subtle 1" w:semiHidden="1" w:unhideWhenUsed="1"/>
-    <w:lsdException w:name="Table Subtle 2" w:semiHidden="1" w:unhideWhenUsed="1"/>
-    <w:lsdException w:name="Table Web 1" w:semiHidden="1" w:unhideWhenUsed="1"/>
-    <w:lsdException w:name="Table Web 2" w:semiHidden="1" w:unhideWhenUsed="1"/>
-    <w:lsdException w:name="Table Web 3" w:semiHidden="1" w:unhideWhenUsed="1"/>
-    <w:lsdException w:name="Balloon Text" w:semiHidden="1" w:unhideWhenUsed="1"/>
-    <w:lsdException w:name="Table Grid" w:uiPriority="39"/>
-    <w:lsdException w:name="Table Theme" w:semiHidden="1" w:unhideWhenUsed="1"/>
-    <w:lsdException w:name="Placeholder Text" w:semiHidden="1"/>
-    <w:lsdException w:name="No Spacing" w:uiPriority="1" w:qFormat="1"/>
-    <w:lsdException w:name="Light Shading" w:uiPriority="60"/>
-    <w:lsdException w:name="Light List" w:uiPriority="61"/>
-    <w:lsdException w:name="Light Grid" w:uiPriority="62"/>
-    <w:lsdException w:name="Medium Shading 1" w:uiPriority="63"/>
-    <w:lsdException w:name="Medium Shading 2" w:uiPriority="64"/>
-    <w:lsdException w:name="Medium List 1" w:uiPriority="65"/>
-    <w:lsdException w:name="Medium List 2" w:uiPriority="66"/>
-    <w:lsdException w:name="Medium Grid 1" w:uiPriority="67"/>
-    <w:lsdException w:name="Medium Grid 2" w:uiPriority="68"/>
-    <w:lsdException w:name="Medium Grid 3" w:uiPriority="69"/>
-    <w:lsdException w:name="Dark List" w:uiPriority="70"/>
-    <w:lsdException w:name="Colorful Shading" w:uiPriority="71"/>
-    <w:lsdException w:name="Colorful List" w:uiPriority="72"/>
-    <w:lsdException w:name="Colorful Grid" w:uiPriority="73"/>
-    <w:lsdException w:name="Light Shading Accent 1" w:uiPriority="60"/>
-    <w:lsdException w:name="Light List Accent 1" w:uiPriority="61"/>
-    <w:lsdException w:name="Light Grid Accent 1" w:uiPriority="62"/>
-    <w:lsdException w:name="Medium Shading 1 Accent 1" w:uiPriority="63"/>
-    <w:lsdException w:name="Medium Shading 2 Accent 1" w:uiPriority="64"/>
-    <w:lsdException w:name="Medium List 1 Accent 1" w:uiPriority="65"/>
-    <w:lsdException w:name="Revision" w:semiHidden="1"/>
-    <w:lsdException w:name="List Paragraph" w:uiPriority="34" w:qFormat="1"/>
-    <w:lsdException w:name="Quote" w:uiPriority="29" w:qFormat="1"/>
-    <w:lsdException w:name="Intense Quote" w:uiPriority="30" w:qFormat="1"/>
-    <w:lsdException w:name="Medium List 2 Accent 1" w:uiPriority="66"/>
-    <w:lsdException w:name="Medium Grid 1 Accent 1" w:uiPriority="67"/>
-    <w:lsdException w:name="Medium Grid 2 Accent 1" w:uiPriority="68"/>
-    <w:lsdException w:name="Medium Grid 3 Accent 1" w:uiPriority="69"/>
-    <w:lsdException w:name="Dark List Accent 1" w:uiPriority="70"/>
-    <w:lsdException w:name="Colorful Shading Accent 1" w:uiPriority="71"/>
-    <w:lsdException w:name="Colorful List Accent 1" w:uiPriority="72"/>
-    <w:lsdException w:name="Colorful Grid Accent 1" w:uiPriority="73"/>
-    <w:lsdException w:name="Light Shading Accent 2" w:uiPriority="60"/>
-    <w:lsdException w:name="Light List Accent 2" w:uiPriority="61"/>
-    <w:lsdException w:name="Light Grid Accent 2" w:uiPriority="62"/>
-    <w:lsdException w:name="Medium Shading 1 Accent 2" w:uiPriority="63"/>
-    <w:lsdException w:name="Medium Shading 2 Accent 2" w:uiPriority="64"/>
-    <w:lsdException w:name="Medium List 1 Accent 2" w:uiPriority="65"/>
-    <w:lsdException w:name="Medium List 2 Accent 2" w:uiPriority="66"/>
-    <w:lsdException w:name="Medium Grid 1 Accent 2" w:uiPriority="67"/>
-    <w:lsdException w:name="Medium Grid 2 Accent 2" w:uiPriority="68"/>
-    <w:lsdException w:name="Medium Grid 3 Accent 2" w:uiPriority="69"/>
-    <w:lsdException w:name="Dark List Accent 2" w:uiPriority="70"/>
-    <w:lsdException w:name="Colorful Shading Accent 2" w:uiPriority="71"/>
-    <w:lsdException w:name="Colorful List Accent 2" w:uiPriority="72"/>
-    <w:lsdException w:name="Colorful Grid Accent 2" w:uiPriority="73"/>
-    <w:lsdException w:name="Light Shading Accent 3" w:uiPriority="60"/>
-    <w:lsdException w:name="Light List Accent 3" w:uiPriority="61"/>
-    <w:lsdException w:name="Light Grid Accent 3" w:uiPriority="62"/>
-    <w:lsdException w:name="Medium Shading 1 Accent 3" w:uiPriority="63"/>
-    <w:lsdException w:name="Medium Shading 2 Accent 3" w:uiPriority="64"/>
-    <w:lsdException w:name="Medium List 1 Accent 3" w:uiPriority="65"/>
-    <w:lsdException w:name="Medium List 2 Accent 3" w:uiPriority="66"/>
-    <w:lsdException w:name="Medium Grid 1 Accent 3" w:uiPriority="67"/>
-    <w:lsdException w:name="Medium Grid 2 Accent 3" w:uiPriority="68"/>
-    <w:lsdException w:name="Medium Grid 3 Accent 3" w:uiPriority="69"/>
-    <w:lsdException w:name="Dark List Accent 3" w:uiPriority="70"/>
-    <w:lsdException w:name="Colorful Shading Accent 3" w:uiPriority="71"/>
-    <w:lsdException w:name="Colorful List Accent 3" w:uiPriority="72"/>
-    <w:lsdException w:name="Colorful Grid Accent 3" w:uiPriority="73"/>
-    <w:lsdException w:name="Light Shading Accent 4" w:uiPriority="60"/>
-    <w:lsdException w:name="Light List Accent 4" w:uiPriority="61"/>
-    <w:lsdException w:name="Light Grid Accent 4" w:uiPriority="62"/>
-    <w:lsdException w:name="Medium Shading 1 Accent 4" w:uiPriority="63"/>
-    <w:lsdException w:name="Medium Shading 2 Accent 4" w:uiPriority="64"/>
-    <w:lsdException w:name="Medium List 1 Accent 4" w:uiPriority="65"/>
-    <w:lsdException w:name="Medium List 2 Accent 4" w:uiPriority="66"/>
-    <w:lsdException w:name="Medium Grid 1 Accent 4" w:uiPriority="67"/>
-    <w:lsdException w:name="Medium Grid 2 Accent 4" w:uiPriority="68"/>
-    <w:lsdException w:name="Medium Grid 3 Accent 4" w:uiPriority="69"/>
-    <w:lsdException w:name="Dark List Accent 4" w:uiPriority="70"/>
-    <w:lsdException w:name="Colorful Shading Accent 4" w:uiPriority="71"/>
-    <w:lsdException w:name="Colorful List Accent 4" w:uiPriority="72"/>
-    <w:lsdException w:name="Colorful Grid Accent 4" w:uiPriority="73"/>
-    <w:lsdException w:name="Light Shading Accent 5" w:uiPriority="60"/>
-    <w:lsdException w:name="Light List Accent 5" w:uiPriority="61"/>
-    <w:lsdException w:name="Light Grid Accent 5" w:uiPriority="62"/>
-    <w:lsdException w:name="Medium Shading 1 Accent 5" w:uiPriority="63"/>
-    <w:lsdException w:name="Medium Shading 2 Accent 5" w:uiPriority="64"/>
-    <w:lsdException w:name="Medium List 1 Accent 5" w:uiPriority="65"/>
-    <w:lsdException w:name="Medium List 2 Accent 5" w:uiPriority="66"/>
-    <w:lsdException w:name="Medium Grid 1 Accent 5" w:uiPriority="67"/>
-    <w:lsdException w:name="Medium Grid 2 Accent 5" w:uiPriority="68"/>
-    <w:lsdException w:name="Medium Grid 3 Accent 5" w:uiPriority="69"/>
-    <w:lsdException w:name="Dark List Accent 5" w:uiPriority="70"/>
-    <w:lsdException w:name="Colorful Shading Accent 5" w:uiPriority="71"/>
-    <w:lsdException w:name="Colorful List Accent 5" w:uiPriority="72"/>
-    <w:lsdException w:name="Colorful Grid Accent 5" w:uiPriority="73"/>
-    <w:lsdException w:name="Light Shading Accent 6" w:uiPriority="60"/>
-    <w:lsdException w:name="Light List Accent 6" w:uiPriority="61"/>
-    <w:lsdException w:name="Light Grid Accent 6" w:uiPriority="62"/>
-    <w:lsdException w:name="Medium Shading 1 Accent 6" w:uiPriority="63"/>
-    <w:lsdException w:name="Medium Shading 2 Accent 6" w:uiPriority="64"/>
-    <w:lsdException w:name="Medium List 1 Accent 6" w:uiPriority="65"/>
-    <w:lsdException w:name="Medium List 2 Accent 6" w:uiPriority="66"/>
-    <w:lsdException w:name="Medium Grid 1 Accent 6" w:uiPriority="67"/>
-    <w:lsdException w:name="Medium Grid 2 Accent 6" w:uiPriority="68"/>
-    <w:lsdException w:name="Medium Grid 3 Accent 6" w:uiPriority="69"/>
-    <w:lsdException w:name="Dark List Accent 6" w:uiPriority="70"/>
-    <w:lsdException w:name="Colorful Shading Accent 6" w:uiPriority="71"/>
-    <w:lsdException w:name="Colorful List Accent 6" w:uiPriority="72"/>
-    <w:lsdException w:name="Colorful Grid Accent 6" w:uiPriority="73"/>
-    <w:lsdException w:name="Subtle Emphasis" w:uiPriority="19" w:qFormat="1"/>
-    <w:lsdException w:name="Intense Emphasis" w:uiPriority="21" w:qFormat="1"/>
-    <w:lsdException w:name="Subtle Reference" w:uiPriority="31" w:qFormat="1"/>
-    <w:lsdException w:name="Intense Reference" w:uiPriority="32" w:qFormat="1"/>
-    <w:lsdException w:name="Book Title" w:uiPriority="33" w:qFormat="1"/>
-    <w:lsdException w:name="Bibliography" w:semiHidden="1" w:uiPriority="37" w:unhideWhenUsed="1"/>
-    <w:lsdException w:name="TOC Heading" w:semiHidden="1" w:uiPriority="39" w:unhideWhenUsed="1" w:qFormat="1"/>
-    <w:lsdException w:name="Plain Table 1" w:uiPriority="41"/>
-    <w:lsdException w:name="Plain Table 2" w:uiPriority="42"/>
-    <w:lsdException w:name="Plain Table 3" w:uiPriority="43"/>
-    <w:lsdException w:name="Plain Table 4" w:uiPriority="44"/>
-    <w:lsdException w:name="Plain Table 5" w:uiPriority="45"/>
-    <w:lsdException w:name="Grid Table Light" w:uiPriority="40"/>
-    <w:lsdException w:name="Grid Table 1 Light" w:uiPriority="46"/>
-    <w:lsdException w:name="Grid Table 2" w:uiPriority="47"/>
-    <w:lsdException w:name="Grid Table 3" w:uiPriority="48"/>
-    <w:lsdException w:name="Grid Table 4" w:uiPriority="49"/>
-    <w:lsdException w:name="Grid Table 5 Dark" w:uiPriority="50"/>
-    <w:lsdException w:name="Grid Table 6 Colorful" w:uiPriority="51"/>
-    <w:lsdException w:name="Grid Table 7 Colorful" w:uiPriority="52"/>
-    <w:lsdException w:name="Grid Table 1 Light Accent 1" w:uiPriority="46"/>
-    <w:lsdException w:name="Grid Table 2 Accent 1" w:uiPriority="47"/>
-    <w:lsdException w:name="Grid Table 3 Accent 1" w:uiPriority="48"/>
-    <w:lsdException w:name="Grid Table 4 Accent 1" w:uiPriority="49"/>
-    <w:lsdException w:name="Grid Table 5 Dark Accent 1" w:uiPriority="50"/>
-    <w:lsdException w:name="Grid Table 6 Colorful Accent 1" w:uiPriority="51"/>
-    <w:lsdException w:name="Grid Table 7 Colorful Accent 1" w:uiPriority="52"/>
-    <w:lsdException w:name="Grid Table 1 Light Accent 2" w:uiPriority="46"/>
-    <w:lsdException w:name="Grid Table 2 Accent 2" w:uiPriority="47"/>
-    <w:lsdException w:name="Grid Table 3 Accent 2" w:uiPriority="48"/>
-    <w:lsdException w:name="Grid Table 4 Accent 2" w:uiPriority="49"/>
-    <w:lsdException w:name="Grid Table 5 Dark Accent 2" w:uiPriority="50"/>
-    <w:lsdException w:name="Grid Table 6 Colorful Accent 2" w:uiPriority="51"/>
-    <w:lsdException w:name="Grid Table 7 Colorful Accent 2" w:uiPriority="52"/>
-    <w:lsdException w:name="Grid Table 1 Light Accent 3" w:uiPriority="46"/>
-    <w:lsdException w:name="Grid Table 2 Accent 3" w:uiPriority="47"/>
-    <w:lsdException w:name="Grid Table 3 Accent 3" w:uiPriority="48"/>
-    <w:lsdException w:name="Grid Table 4 Accent 3" w:uiPriority="49"/>
-    <w:lsdException w:name="Grid Table 5 Dark Accent 3" w:uiPriority="50"/>
-    <w:lsdException w:name="Grid Table 6 Colorful Accent 3" w:uiPriority="51"/>
-    <w:lsdException w:name="Grid Table 7 Colorful Accent 3" w:uiPriority="52"/>
-    <w:lsdException w:name="Grid Table 1 Light Accent 4" w:uiPriority="46"/>
-    <w:lsdException w:name="Grid Table 2 Accent 4" w:uiPriority="47"/>
-    <w:lsdException w:name="Grid Table 3 Accent 4" w:uiPriority="48"/>
-    <w:lsdException w:name="Grid Table 4 Accent 4" w:uiPriority="49"/>
-    <w:lsdException w:name="Grid Table 5 Dark Accent 4" w:uiPriority="50"/>
-    <w:lsdException w:name="Grid Table 6 Colorful Accent 4" w:uiPriority="51"/>
-    <w:lsdException w:name="Grid Table 7 Colorful Accent 4" w:uiPriority="52"/>
-    <w:lsdException w:name="Grid Table 1 Light Accent 5" w:uiPriority="46"/>
-    <w:lsdException w:name="Grid Table 2 Accent 5" w:uiPriority="47"/>
-    <w:lsdException w:name="Grid Table 3 Accent 5" w:uiPriority="48"/>
-    <w:lsdException w:name="Grid Table 4 Accent 5" w:uiPriority="49"/>
-    <w:lsdException w:name="Grid Table 5 Dark Accent 5" w:uiPriority="50"/>
-    <w:lsdException w:name="Grid Table 6 Colorful Accent 5" w:uiPriority="51"/>
-    <w:lsdException w:name="Grid Table 7 Colorful Accent 5" w:uiPriority="52"/>
-    <w:lsdException w:name="Grid Table 1 Light Accent 6" w:uiPriority="46"/>
-    <w:lsdException w:name="Grid Table 2 Accent 6" w:uiPriority="47"/>
-    <w:lsdException w:name="Grid Table 3 Accent 6" w:uiPriority="48"/>
-    <w:lsdException w:name="Grid Table 4 Accent 6" w:uiPriority="49"/>
-    <w:lsdException w:name="Grid Table 5 Dark Accent 6" w:uiPriority="50"/>
-    <w:lsdException w:name="Grid Table 6 Colorful Accent 6" w:uiPriority="51"/>
-    <w:lsdException w:name="Grid Table 7 Colorful Accent 6" w:uiPriority="52"/>
-    <w:lsdException w:name="List Table 1 Light" w:uiPriority="46"/>
-    <w:lsdException w:name="List Table 2" w:uiPriority="47"/>
-    <w:lsdException w:name="List Table 3" w:uiPriority="48"/>
-    <w:lsdException w:name="List Table 4" w:uiPriority="49"/>
-    <w:lsdException w:name="List Table 5 Dark" w:uiPriority="50"/>
-    <w:lsdException w:name="List Table 6 Colorful" w:uiPriority="51"/>
-    <w:lsdException w:name="List Table 7 Colorful" w:uiPriority="52"/>
-    <w:lsdException w:name="List Table 1 Light Accent 1" w:uiPriority="46"/>
-    <w:lsdException w:name="List Table 2 Accent 1" w:uiPriority="47"/>
-    <w:lsdException w:name="List Table 3 Accent 1" w:uiPriority="48"/>
-    <w:lsdException w:name="List Table 4 Accent 1" w:uiPriority="49"/>
-    <w:lsdException w:name="List Table 5 Dark Accent 1" w:uiPriority="50"/>
-    <w:lsdException w:name="List Table 6 Colorful Accent 1" w:uiPriority="51"/>
-    <w:lsdException w:name="List Table 7 Colorful Accent 1" w:uiPriority="52"/>
-    <w:lsdException w:name="List Table 1 Light Accent 2" w:uiPriority="46"/>
-    <w:lsdException w:name="List Table 2 Accent 2" w:uiPriority="47"/>
-    <w:lsdException w:name="List Table 3 Accent 2" w:uiPriority="48"/>
-    <w:lsdException w:name="List Table 4 Accent 2" w:uiPriority="49"/>
-    <w:lsdException w:name="List Table 5 Dark Accent 2" w:uiPriority="50"/>
-    <w:lsdException w:name="List Table 6 Colorful Accent 2" w:uiPriority="51"/>
-    <w:lsdException w:name="List Table 7 Colorful Accent 2" w:uiPriority="52"/>
-    <w:lsdException w:name="List Table 1 Light Accent 3" w:uiPriority="46"/>
-    <w:lsdException w:name="List Table 2 Accent 3" w:uiPriority="47"/>
-    <w:lsdException w:name="List Table 3 Accent 3" w:uiPriority="48"/>
-    <w:lsdException w:name="List Table 4 Accent 3" w:uiPriority="49"/>
-    <w:lsdException w:name="List Table 5 Dark Accent 3" w:uiPriority="50"/>
-    <w:lsdException w:name="List Table 6 Colorful Accent 3" w:uiPriority="51"/>
-    <w:lsdException w:name="List Table 7 Colorful Accent 3" w:uiPriority="52"/>
-    <w:lsdException w:name="List Table 1 Light Accent 4" w:uiPriority="46"/>
-    <w:lsdException w:name="List Table 2 Accent 4" w:uiPriority="47"/>
-    <w:lsdException w:name="List Table 3 Accent 4" w:uiPriority="48"/>
-    <w:lsdException w:name="List Table 4 Accent 4" w:uiPriority="49"/>
-    <w:lsdException w:name="List Table 5 Dark Accent 4" w:uiPriority="50"/>
-    <w:lsdException w:name="List Table 6 Colorful Accent 4" w:uiPriority="51"/>
-    <w:lsdException w:name="List Table 7 Colorful Accent 4" w:uiPriority="52"/>
-    <w:lsdException w:name="List Table 1 Light Accent 5" w:uiPriority="46"/>
-    <w:lsdException w:name="List Table 2 Accent 5" w:uiPriority="47"/>
-    <w:lsdException w:name="List Table 3 Accent 5" w:uiPriority="48"/>
-    <w:lsdException w:name="List Table 4 Accent 5" w:uiPriority="49"/>
-    <w:lsdException w:name="List Table 5 Dark Accent 5" w:uiPriority="50"/>
-    <w:lsdException w:name="List Table 6 Colorful Accent 5" w:uiPriority="51"/>
-    <w:lsdException w:name="List Table 7 Colorful Accent 5" w:uiPriority="52"/>
-    <w:lsdException w:name="List Table 1 Light Accent 6" w:uiPriority="46"/>
-    <w:lsdException w:name="List Table 2 Accent 6" w:uiPriority="47"/>
-    <w:lsdException w:name="List Table 3 Accent 6" w:uiPriority="48"/>
-    <w:lsdException w:name="List Table 4 Accent 6" w:uiPriority="49"/>
-    <w:lsdException w:name="List Table 5 Dark Accent 6" w:uiPriority="50"/>
-    <w:lsdException w:name="List Table 6 Colorful Accent 6" w:uiPriority="51"/>
-    <w:lsdException w:name="List Table 7 Colorful Accent 6" w:uiPriority="52"/>
-    <w:lsdException w:name="Mention" w:semiHidden="1" w:unhideWhenUsed="1"/>
-    <w:lsdException w:name="Smart Hyperlink" w:semiHidden="1" w:unhideWhenUsed="1"/>
-    <w:lsdException w:name="Hashtag" w:semiHidden="1" w:unhideWhenUsed="1"/>
-    <w:lsdException w:name="Unresolved Mention" w:semiHidden="1" w:unhideWhenUsed="1"/>
-    <w:lsdException w:name="Smart Link" w:semiHidden="1" w:unhideWhenUsed="1"/>
-  </w:latentStyles>
-  <w:style w:type="paragraph" w:default="1" w:styleId="a">
+  <w:style w:type="paragraph" w:default="1" w:styleId="style0">
     <w:name w:val="Normal"/>
+    <w:next w:val="style0"/>
     <w:qFormat/>
     <w:pPr>
-      <w:widowControl w:val="0"/>
+      <w:widowControl w:val="false"/>
     </w:pPr>
-  </w:style>
-  <w:style w:type="paragraph" w:styleId="1">
+    <w:rPr/>
+  </w:style>
+  <w:style w:type="paragraph" w:styleId="style1">
     <w:name w:val="heading 1"/>
-    <w:basedOn w:val="a"/>
-    <w:next w:val="a"/>
-    <w:link w:val="10"/>
-    <w:uiPriority w:val="9"/>
-    <w:qFormat/>
-    <w:rsid w:val="00820B00"/>
+    <w:basedOn w:val="style0"/>
+    <w:next w:val="style0"/>
+    <w:link w:val="style4097"/>
+    <w:qFormat/>
+    <w:uiPriority w:val="9"/>
     <w:pPr>
       <w:keepNext/>
       <w:keepLines/>
@@ -1053,22 +792,19 @@
       <w:outlineLvl w:val="0"/>
     </w:pPr>
     <w:rPr>
-      <w:rFonts w:asciiTheme="majorHAnsi" w:eastAsiaTheme="majorEastAsia" w:hAnsiTheme="majorHAnsi" w:cstheme="majorBidi"/>
-      <w:color w:val="0F4761" w:themeColor="accent1" w:themeShade="BF"/>
+      <w:rFonts w:ascii="等线 Light" w:cs="宋体" w:eastAsia="等线 Light" w:hAnsi="等线 Light"/>
+      <w:color w:val="0f4761"/>
       <w:sz w:val="48"/>
       <w:szCs w:val="48"/>
     </w:rPr>
   </w:style>
-  <w:style w:type="paragraph" w:styleId="2">
+  <w:style w:type="paragraph" w:styleId="style2">
     <w:name w:val="heading 2"/>
-    <w:basedOn w:val="a"/>
-    <w:next w:val="a"/>
-    <w:link w:val="20"/>
-    <w:uiPriority w:val="9"/>
-    <w:semiHidden/>
-    <w:unhideWhenUsed/>
-    <w:qFormat/>
-    <w:rsid w:val="00820B00"/>
+    <w:basedOn w:val="style0"/>
+    <w:next w:val="style0"/>
+    <w:link w:val="style4098"/>
+    <w:qFormat/>
+    <w:uiPriority w:val="9"/>
     <w:pPr>
       <w:keepNext/>
       <w:keepLines/>
@@ -1076,22 +812,19 @@
       <w:outlineLvl w:val="1"/>
     </w:pPr>
     <w:rPr>
-      <w:rFonts w:asciiTheme="majorHAnsi" w:eastAsiaTheme="majorEastAsia" w:hAnsiTheme="majorHAnsi" w:cstheme="majorBidi"/>
-      <w:color w:val="0F4761" w:themeColor="accent1" w:themeShade="BF"/>
+      <w:rFonts w:ascii="等线 Light" w:cs="宋体" w:eastAsia="等线 Light" w:hAnsi="等线 Light"/>
+      <w:color w:val="0f4761"/>
       <w:sz w:val="40"/>
       <w:szCs w:val="40"/>
     </w:rPr>
   </w:style>
-  <w:style w:type="paragraph" w:styleId="3">
+  <w:style w:type="paragraph" w:styleId="style3">
     <w:name w:val="heading 3"/>
-    <w:basedOn w:val="a"/>
-    <w:next w:val="a"/>
-    <w:link w:val="30"/>
-    <w:uiPriority w:val="9"/>
-    <w:semiHidden/>
-    <w:unhideWhenUsed/>
-    <w:qFormat/>
-    <w:rsid w:val="00820B00"/>
+    <w:basedOn w:val="style0"/>
+    <w:next w:val="style0"/>
+    <w:link w:val="style4099"/>
+    <w:qFormat/>
+    <w:uiPriority w:val="9"/>
     <w:pPr>
       <w:keepNext/>
       <w:keepLines/>
@@ -1099,22 +832,19 @@
       <w:outlineLvl w:val="2"/>
     </w:pPr>
     <w:rPr>
-      <w:rFonts w:asciiTheme="majorHAnsi" w:eastAsiaTheme="majorEastAsia" w:hAnsiTheme="majorHAnsi" w:cstheme="majorBidi"/>
-      <w:color w:val="0F4761" w:themeColor="accent1" w:themeShade="BF"/>
+      <w:rFonts w:ascii="等线 Light" w:cs="宋体" w:eastAsia="等线 Light" w:hAnsi="等线 Light"/>
+      <w:color w:val="0f4761"/>
       <w:sz w:val="32"/>
       <w:szCs w:val="32"/>
     </w:rPr>
   </w:style>
-  <w:style w:type="paragraph" w:styleId="4">
+  <w:style w:type="paragraph" w:styleId="style4">
     <w:name w:val="heading 4"/>
-    <w:basedOn w:val="a"/>
-    <w:next w:val="a"/>
-    <w:link w:val="40"/>
-    <w:uiPriority w:val="9"/>
-    <w:semiHidden/>
-    <w:unhideWhenUsed/>
-    <w:qFormat/>
-    <w:rsid w:val="00820B00"/>
+    <w:basedOn w:val="style0"/>
+    <w:next w:val="style0"/>
+    <w:link w:val="style4100"/>
+    <w:qFormat/>
+    <w:uiPriority w:val="9"/>
     <w:pPr>
       <w:keepNext/>
       <w:keepLines/>
@@ -1122,22 +852,19 @@
       <w:outlineLvl w:val="3"/>
     </w:pPr>
     <w:rPr>
-      <w:rFonts w:cstheme="majorBidi"/>
-      <w:color w:val="0F4761" w:themeColor="accent1" w:themeShade="BF"/>
+      <w:rFonts w:cs="宋体"/>
+      <w:color w:val="0f4761"/>
       <w:sz w:val="28"/>
       <w:szCs w:val="28"/>
     </w:rPr>
   </w:style>
-  <w:style w:type="paragraph" w:styleId="5">
+  <w:style w:type="paragraph" w:styleId="style5">
     <w:name w:val="heading 5"/>
-    <w:basedOn w:val="a"/>
-    <w:next w:val="a"/>
-    <w:link w:val="50"/>
-    <w:uiPriority w:val="9"/>
-    <w:semiHidden/>
-    <w:unhideWhenUsed/>
-    <w:qFormat/>
-    <w:rsid w:val="00820B00"/>
+    <w:basedOn w:val="style0"/>
+    <w:next w:val="style0"/>
+    <w:link w:val="style4101"/>
+    <w:qFormat/>
+    <w:uiPriority w:val="9"/>
     <w:pPr>
       <w:keepNext/>
       <w:keepLines/>
@@ -1145,21 +872,18 @@
       <w:outlineLvl w:val="4"/>
     </w:pPr>
     <w:rPr>
-      <w:rFonts w:cstheme="majorBidi"/>
-      <w:color w:val="0F4761" w:themeColor="accent1" w:themeShade="BF"/>
+      <w:rFonts w:cs="宋体"/>
+      <w:color w:val="0f4761"/>
       <w:sz w:val="24"/>
     </w:rPr>
   </w:style>
-  <w:style w:type="paragraph" w:styleId="6">
+  <w:style w:type="paragraph" w:styleId="style6">
     <w:name w:val="heading 6"/>
-    <w:basedOn w:val="a"/>
-    <w:next w:val="a"/>
-    <w:link w:val="60"/>
-    <w:uiPriority w:val="9"/>
-    <w:semiHidden/>
-    <w:unhideWhenUsed/>
-    <w:qFormat/>
-    <w:rsid w:val="00820B00"/>
+    <w:basedOn w:val="style0"/>
+    <w:next w:val="style0"/>
+    <w:link w:val="style4102"/>
+    <w:qFormat/>
+    <w:uiPriority w:val="9"/>
     <w:pPr>
       <w:keepNext/>
       <w:keepLines/>
@@ -1167,22 +891,19 @@
       <w:outlineLvl w:val="5"/>
     </w:pPr>
     <w:rPr>
-      <w:rFonts w:cstheme="majorBidi"/>
+      <w:rFonts w:cs="宋体"/>
       <w:b/>
       <w:bCs/>
-      <w:color w:val="0F4761" w:themeColor="accent1" w:themeShade="BF"/>
-    </w:rPr>
-  </w:style>
-  <w:style w:type="paragraph" w:styleId="7">
+      <w:color w:val="0f4761"/>
+    </w:rPr>
+  </w:style>
+  <w:style w:type="paragraph" w:styleId="style7">
     <w:name w:val="heading 7"/>
-    <w:basedOn w:val="a"/>
-    <w:next w:val="a"/>
-    <w:link w:val="70"/>
-    <w:uiPriority w:val="9"/>
-    <w:semiHidden/>
-    <w:unhideWhenUsed/>
-    <w:qFormat/>
-    <w:rsid w:val="00820B00"/>
+    <w:basedOn w:val="style0"/>
+    <w:next w:val="style0"/>
+    <w:link w:val="style4103"/>
+    <w:qFormat/>
+    <w:uiPriority w:val="9"/>
     <w:pPr>
       <w:keepNext/>
       <w:keepLines/>
@@ -1190,22 +911,19 @@
       <w:outlineLvl w:val="6"/>
     </w:pPr>
     <w:rPr>
-      <w:rFonts w:cstheme="majorBidi"/>
+      <w:rFonts w:cs="宋体"/>
       <w:b/>
       <w:bCs/>
-      <w:color w:val="595959" w:themeColor="text1" w:themeTint="A6"/>
-    </w:rPr>
-  </w:style>
-  <w:style w:type="paragraph" w:styleId="8">
+      <w:color w:val="595959"/>
+    </w:rPr>
+  </w:style>
+  <w:style w:type="paragraph" w:styleId="style8">
     <w:name w:val="heading 8"/>
-    <w:basedOn w:val="a"/>
-    <w:next w:val="a"/>
-    <w:link w:val="80"/>
-    <w:uiPriority w:val="9"/>
-    <w:semiHidden/>
-    <w:unhideWhenUsed/>
-    <w:qFormat/>
-    <w:rsid w:val="00820B00"/>
+    <w:basedOn w:val="style0"/>
+    <w:next w:val="style0"/>
+    <w:link w:val="style4104"/>
+    <w:qFormat/>
+    <w:uiPriority w:val="9"/>
     <w:pPr>
       <w:keepNext/>
       <w:keepLines/>
@@ -1213,20 +931,17 @@
       <w:outlineLvl w:val="7"/>
     </w:pPr>
     <w:rPr>
-      <w:rFonts w:cstheme="majorBidi"/>
-      <w:color w:val="595959" w:themeColor="text1" w:themeTint="A6"/>
-    </w:rPr>
-  </w:style>
-  <w:style w:type="paragraph" w:styleId="9">
+      <w:rFonts w:cs="宋体"/>
+      <w:color w:val="595959"/>
+    </w:rPr>
+  </w:style>
+  <w:style w:type="paragraph" w:styleId="style9">
     <w:name w:val="heading 9"/>
-    <w:basedOn w:val="a"/>
-    <w:next w:val="a"/>
-    <w:link w:val="90"/>
-    <w:uiPriority w:val="9"/>
-    <w:semiHidden/>
-    <w:unhideWhenUsed/>
-    <w:qFormat/>
-    <w:rsid w:val="00820B00"/>
+    <w:basedOn w:val="style0"/>
+    <w:next w:val="style0"/>
+    <w:link w:val="style4105"/>
+    <w:qFormat/>
+    <w:uiPriority w:val="9"/>
     <w:pPr>
       <w:keepNext/>
       <w:keepLines/>
@@ -1234,21 +949,21 @@
       <w:outlineLvl w:val="8"/>
     </w:pPr>
     <w:rPr>
-      <w:rFonts w:eastAsiaTheme="majorEastAsia" w:cstheme="majorBidi"/>
-      <w:color w:val="595959" w:themeColor="text1" w:themeTint="A6"/>
-    </w:rPr>
-  </w:style>
-  <w:style w:type="character" w:default="1" w:styleId="a0">
+      <w:rFonts w:cs="宋体" w:eastAsia="等线 Light"/>
+      <w:color w:val="595959"/>
+    </w:rPr>
+  </w:style>
+  <w:style w:type="character" w:default="1" w:styleId="style65">
     <w:name w:val="Default Paragraph Font"/>
+    <w:next w:val="style65"/>
     <w:uiPriority w:val="1"/>
-    <w:semiHidden/>
-    <w:unhideWhenUsed/>
-  </w:style>
-  <w:style w:type="table" w:default="1" w:styleId="a1">
+  </w:style>
+  <w:style w:type="table" w:default="1" w:styleId="style105">
     <w:name w:val="Normal Table"/>
+    <w:next w:val="style105"/>
     <w:uiPriority w:val="99"/>
-    <w:semiHidden/>
-    <w:unhideWhenUsed/>
+    <w:pPr/>
+    <w:rPr/>
     <w:tblPr>
       <w:tblInd w:w="0" w:type="dxa"/>
       <w:tblCellMar>
@@ -1258,212 +973,205 @@
         <w:right w:w="108" w:type="dxa"/>
       </w:tblCellMar>
     </w:tblPr>
-  </w:style>
-  <w:style w:type="numbering" w:default="1" w:styleId="a2">
+    <w:tcPr>
+      <w:tcBorders/>
+    </w:tcPr>
+  </w:style>
+  <w:style w:type="numbering" w:default="1" w:styleId="style107">
     <w:name w:val="No List"/>
+    <w:next w:val="style107"/>
     <w:uiPriority w:val="99"/>
-    <w:semiHidden/>
-    <w:unhideWhenUsed/>
-  </w:style>
-  <w:style w:type="character" w:customStyle="1" w:styleId="10">
+    <w:pPr/>
+  </w:style>
+  <w:style w:type="character" w:customStyle="1" w:styleId="style4097">
     <w:name w:val="标题 1 字符"/>
-    <w:basedOn w:val="a0"/>
-    <w:link w:val="1"/>
-    <w:uiPriority w:val="9"/>
-    <w:rsid w:val="00820B00"/>
-    <w:rPr>
-      <w:rFonts w:asciiTheme="majorHAnsi" w:eastAsiaTheme="majorEastAsia" w:hAnsiTheme="majorHAnsi" w:cstheme="majorBidi"/>
-      <w:color w:val="0F4761" w:themeColor="accent1" w:themeShade="BF"/>
+    <w:basedOn w:val="style65"/>
+    <w:next w:val="style4097"/>
+    <w:link w:val="style1"/>
+    <w:uiPriority w:val="9"/>
+    <w:rPr>
+      <w:rFonts w:ascii="等线 Light" w:cs="宋体" w:eastAsia="等线 Light" w:hAnsi="等线 Light"/>
+      <w:color w:val="0f4761"/>
       <w:sz w:val="48"/>
       <w:szCs w:val="48"/>
     </w:rPr>
   </w:style>
-  <w:style w:type="character" w:customStyle="1" w:styleId="20">
+  <w:style w:type="character" w:customStyle="1" w:styleId="style4098">
     <w:name w:val="标题 2 字符"/>
-    <w:basedOn w:val="a0"/>
-    <w:link w:val="2"/>
-    <w:uiPriority w:val="9"/>
-    <w:semiHidden/>
-    <w:rsid w:val="00820B00"/>
-    <w:rPr>
-      <w:rFonts w:asciiTheme="majorHAnsi" w:eastAsiaTheme="majorEastAsia" w:hAnsiTheme="majorHAnsi" w:cstheme="majorBidi"/>
-      <w:color w:val="0F4761" w:themeColor="accent1" w:themeShade="BF"/>
+    <w:basedOn w:val="style65"/>
+    <w:next w:val="style4098"/>
+    <w:link w:val="style2"/>
+    <w:uiPriority w:val="9"/>
+    <w:rPr>
+      <w:rFonts w:ascii="等线 Light" w:cs="宋体" w:eastAsia="等线 Light" w:hAnsi="等线 Light"/>
+      <w:color w:val="0f4761"/>
       <w:sz w:val="40"/>
       <w:szCs w:val="40"/>
     </w:rPr>
   </w:style>
-  <w:style w:type="character" w:customStyle="1" w:styleId="30">
+  <w:style w:type="character" w:customStyle="1" w:styleId="style4099">
     <w:name w:val="标题 3 字符"/>
-    <w:basedOn w:val="a0"/>
-    <w:link w:val="3"/>
-    <w:uiPriority w:val="9"/>
-    <w:semiHidden/>
-    <w:rsid w:val="00820B00"/>
-    <w:rPr>
-      <w:rFonts w:asciiTheme="majorHAnsi" w:eastAsiaTheme="majorEastAsia" w:hAnsiTheme="majorHAnsi" w:cstheme="majorBidi"/>
-      <w:color w:val="0F4761" w:themeColor="accent1" w:themeShade="BF"/>
+    <w:basedOn w:val="style65"/>
+    <w:next w:val="style4099"/>
+    <w:link w:val="style3"/>
+    <w:uiPriority w:val="9"/>
+    <w:rPr>
+      <w:rFonts w:ascii="等线 Light" w:cs="宋体" w:eastAsia="等线 Light" w:hAnsi="等线 Light"/>
+      <w:color w:val="0f4761"/>
       <w:sz w:val="32"/>
       <w:szCs w:val="32"/>
     </w:rPr>
   </w:style>
-  <w:style w:type="character" w:customStyle="1" w:styleId="40">
+  <w:style w:type="character" w:customStyle="1" w:styleId="style4100">
     <w:name w:val="标题 4 字符"/>
-    <w:basedOn w:val="a0"/>
-    <w:link w:val="4"/>
-    <w:uiPriority w:val="9"/>
-    <w:semiHidden/>
-    <w:rsid w:val="00820B00"/>
-    <w:rPr>
-      <w:rFonts w:cstheme="majorBidi"/>
-      <w:color w:val="0F4761" w:themeColor="accent1" w:themeShade="BF"/>
+    <w:basedOn w:val="style65"/>
+    <w:next w:val="style4100"/>
+    <w:link w:val="style4"/>
+    <w:uiPriority w:val="9"/>
+    <w:rPr>
+      <w:rFonts w:cs="宋体"/>
+      <w:color w:val="0f4761"/>
       <w:sz w:val="28"/>
       <w:szCs w:val="28"/>
     </w:rPr>
   </w:style>
-  <w:style w:type="character" w:customStyle="1" w:styleId="50">
+  <w:style w:type="character" w:customStyle="1" w:styleId="style4101">
     <w:name w:val="标题 5 字符"/>
-    <w:basedOn w:val="a0"/>
-    <w:link w:val="5"/>
-    <w:uiPriority w:val="9"/>
-    <w:semiHidden/>
-    <w:rsid w:val="00820B00"/>
-    <w:rPr>
-      <w:rFonts w:cstheme="majorBidi"/>
-      <w:color w:val="0F4761" w:themeColor="accent1" w:themeShade="BF"/>
+    <w:basedOn w:val="style65"/>
+    <w:next w:val="style4101"/>
+    <w:link w:val="style5"/>
+    <w:uiPriority w:val="9"/>
+    <w:rPr>
+      <w:rFonts w:cs="宋体"/>
+      <w:color w:val="0f4761"/>
       <w:sz w:val="24"/>
     </w:rPr>
   </w:style>
-  <w:style w:type="character" w:customStyle="1" w:styleId="60">
+  <w:style w:type="character" w:customStyle="1" w:styleId="style4102">
     <w:name w:val="标题 6 字符"/>
-    <w:basedOn w:val="a0"/>
-    <w:link w:val="6"/>
-    <w:uiPriority w:val="9"/>
-    <w:semiHidden/>
-    <w:rsid w:val="00820B00"/>
-    <w:rPr>
-      <w:rFonts w:cstheme="majorBidi"/>
+    <w:basedOn w:val="style65"/>
+    <w:next w:val="style4102"/>
+    <w:link w:val="style6"/>
+    <w:uiPriority w:val="9"/>
+    <w:rPr>
+      <w:rFonts w:cs="宋体"/>
       <w:b/>
       <w:bCs/>
-      <w:color w:val="0F4761" w:themeColor="accent1" w:themeShade="BF"/>
-    </w:rPr>
-  </w:style>
-  <w:style w:type="character" w:customStyle="1" w:styleId="70">
+      <w:color w:val="0f4761"/>
+    </w:rPr>
+  </w:style>
+  <w:style w:type="character" w:customStyle="1" w:styleId="style4103">
     <w:name w:val="标题 7 字符"/>
-    <w:basedOn w:val="a0"/>
-    <w:link w:val="7"/>
-    <w:uiPriority w:val="9"/>
-    <w:semiHidden/>
-    <w:rsid w:val="00820B00"/>
-    <w:rPr>
-      <w:rFonts w:cstheme="majorBidi"/>
+    <w:basedOn w:val="style65"/>
+    <w:next w:val="style4103"/>
+    <w:link w:val="style7"/>
+    <w:uiPriority w:val="9"/>
+    <w:rPr>
+      <w:rFonts w:cs="宋体"/>
       <w:b/>
       <w:bCs/>
-      <w:color w:val="595959" w:themeColor="text1" w:themeTint="A6"/>
-    </w:rPr>
-  </w:style>
-  <w:style w:type="character" w:customStyle="1" w:styleId="80">
+      <w:color w:val="595959"/>
+    </w:rPr>
+  </w:style>
+  <w:style w:type="character" w:customStyle="1" w:styleId="style4104">
     <w:name w:val="标题 8 字符"/>
-    <w:basedOn w:val="a0"/>
-    <w:link w:val="8"/>
-    <w:uiPriority w:val="9"/>
-    <w:semiHidden/>
-    <w:rsid w:val="00820B00"/>
-    <w:rPr>
-      <w:rFonts w:cstheme="majorBidi"/>
-      <w:color w:val="595959" w:themeColor="text1" w:themeTint="A6"/>
-    </w:rPr>
-  </w:style>
-  <w:style w:type="character" w:customStyle="1" w:styleId="90">
+    <w:basedOn w:val="style65"/>
+    <w:next w:val="style4104"/>
+    <w:link w:val="style8"/>
+    <w:uiPriority w:val="9"/>
+    <w:rPr>
+      <w:rFonts w:cs="宋体"/>
+      <w:color w:val="595959"/>
+    </w:rPr>
+  </w:style>
+  <w:style w:type="character" w:customStyle="1" w:styleId="style4105">
     <w:name w:val="标题 9 字符"/>
-    <w:basedOn w:val="a0"/>
-    <w:link w:val="9"/>
-    <w:uiPriority w:val="9"/>
-    <w:semiHidden/>
-    <w:rsid w:val="00820B00"/>
-    <w:rPr>
-      <w:rFonts w:eastAsiaTheme="majorEastAsia" w:cstheme="majorBidi"/>
-      <w:color w:val="595959" w:themeColor="text1" w:themeTint="A6"/>
-    </w:rPr>
-  </w:style>
-  <w:style w:type="paragraph" w:styleId="a3">
+    <w:basedOn w:val="style65"/>
+    <w:next w:val="style4105"/>
+    <w:link w:val="style9"/>
+    <w:uiPriority w:val="9"/>
+    <w:rPr>
+      <w:rFonts w:cs="宋体" w:eastAsia="等线 Light"/>
+      <w:color w:val="595959"/>
+    </w:rPr>
+  </w:style>
+  <w:style w:type="paragraph" w:styleId="style62">
     <w:name w:val="Title"/>
-    <w:basedOn w:val="a"/>
-    <w:next w:val="a"/>
-    <w:link w:val="a4"/>
+    <w:basedOn w:val="style0"/>
+    <w:next w:val="style0"/>
+    <w:link w:val="style4106"/>
+    <w:qFormat/>
     <w:uiPriority w:val="10"/>
-    <w:qFormat/>
-    <w:rsid w:val="00820B00"/>
     <w:pPr>
-      <w:spacing w:after="80" w:line="240" w:lineRule="auto"/>
+      <w:spacing w:after="80" w:lineRule="auto" w:line="240"/>
+      <w:jc w:val="center"/>
       <w:contextualSpacing/>
-      <w:jc w:val="center"/>
     </w:pPr>
     <w:rPr>
-      <w:rFonts w:asciiTheme="majorHAnsi" w:eastAsiaTheme="majorEastAsia" w:hAnsiTheme="majorHAnsi" w:cstheme="majorBidi"/>
+      <w:rFonts w:ascii="等线 Light" w:cs="宋体" w:eastAsia="等线 Light" w:hAnsi="等线 Light"/>
       <w:spacing w:val="-10"/>
       <w:kern w:val="28"/>
       <w:sz w:val="56"/>
       <w:szCs w:val="56"/>
     </w:rPr>
   </w:style>
-  <w:style w:type="character" w:customStyle="1" w:styleId="a4">
+  <w:style w:type="character" w:customStyle="1" w:styleId="style4106">
     <w:name w:val="标题 字符"/>
-    <w:basedOn w:val="a0"/>
-    <w:link w:val="a3"/>
+    <w:basedOn w:val="style65"/>
+    <w:next w:val="style4106"/>
+    <w:link w:val="style62"/>
     <w:uiPriority w:val="10"/>
-    <w:rsid w:val="00820B00"/>
-    <w:rPr>
-      <w:rFonts w:asciiTheme="majorHAnsi" w:eastAsiaTheme="majorEastAsia" w:hAnsiTheme="majorHAnsi" w:cstheme="majorBidi"/>
+    <w:rPr>
+      <w:rFonts w:ascii="等线 Light" w:cs="宋体" w:eastAsia="等线 Light" w:hAnsi="等线 Light"/>
       <w:spacing w:val="-10"/>
       <w:kern w:val="28"/>
       <w:sz w:val="56"/>
       <w:szCs w:val="56"/>
     </w:rPr>
   </w:style>
-  <w:style w:type="paragraph" w:styleId="a5">
+  <w:style w:type="paragraph" w:styleId="style74">
     <w:name w:val="Subtitle"/>
-    <w:basedOn w:val="a"/>
-    <w:next w:val="a"/>
-    <w:link w:val="a6"/>
+    <w:basedOn w:val="style0"/>
+    <w:next w:val="style0"/>
+    <w:link w:val="style4107"/>
+    <w:qFormat/>
     <w:uiPriority w:val="11"/>
-    <w:qFormat/>
-    <w:rsid w:val="00820B00"/>
     <w:pPr>
       <w:numPr>
         <w:ilvl w:val="1"/>
+        <w:numId w:val="0"/>
       </w:numPr>
       <w:jc w:val="center"/>
     </w:pPr>
     <w:rPr>
-      <w:rFonts w:asciiTheme="majorHAnsi" w:eastAsiaTheme="majorEastAsia" w:hAnsiTheme="majorHAnsi" w:cstheme="majorBidi"/>
-      <w:color w:val="595959" w:themeColor="text1" w:themeTint="A6"/>
+      <w:rFonts w:ascii="等线 Light" w:cs="宋体" w:eastAsia="等线 Light" w:hAnsi="等线 Light"/>
+      <w:color w:val="595959"/>
       <w:spacing w:val="15"/>
       <w:sz w:val="28"/>
       <w:szCs w:val="28"/>
     </w:rPr>
   </w:style>
-  <w:style w:type="character" w:customStyle="1" w:styleId="a6">
+  <w:style w:type="character" w:customStyle="1" w:styleId="style4107">
     <w:name w:val="副标题 字符"/>
-    <w:basedOn w:val="a0"/>
-    <w:link w:val="a5"/>
+    <w:basedOn w:val="style65"/>
+    <w:next w:val="style4107"/>
+    <w:link w:val="style74"/>
     <w:uiPriority w:val="11"/>
-    <w:rsid w:val="00820B00"/>
-    <w:rPr>
-      <w:rFonts w:asciiTheme="majorHAnsi" w:eastAsiaTheme="majorEastAsia" w:hAnsiTheme="majorHAnsi" w:cstheme="majorBidi"/>
-      <w:color w:val="595959" w:themeColor="text1" w:themeTint="A6"/>
+    <w:rPr>
+      <w:rFonts w:ascii="等线 Light" w:cs="宋体" w:eastAsia="等线 Light" w:hAnsi="等线 Light"/>
+      <w:color w:val="595959"/>
       <w:spacing w:val="15"/>
       <w:sz w:val="28"/>
       <w:szCs w:val="28"/>
     </w:rPr>
   </w:style>
-  <w:style w:type="paragraph" w:styleId="a7">
+  <w:style w:type="paragraph" w:styleId="style180">
     <w:name w:val="Quote"/>
-    <w:basedOn w:val="a"/>
-    <w:next w:val="a"/>
-    <w:link w:val="a8"/>
+    <w:basedOn w:val="style0"/>
+    <w:next w:val="style0"/>
+    <w:link w:val="style4108"/>
+    <w:qFormat/>
     <w:uiPriority w:val="29"/>
-    <w:qFormat/>
-    <w:rsid w:val="00820B00"/>
     <w:pPr>
       <w:spacing w:before="160"/>
       <w:jc w:val="center"/>
@@ -1471,56 +1179,56 @@
     <w:rPr>
       <w:i/>
       <w:iCs/>
-      <w:color w:val="404040" w:themeColor="text1" w:themeTint="BF"/>
-    </w:rPr>
-  </w:style>
-  <w:style w:type="character" w:customStyle="1" w:styleId="a8">
+      <w:color w:val="404040"/>
+    </w:rPr>
+  </w:style>
+  <w:style w:type="character" w:customStyle="1" w:styleId="style4108">
     <w:name w:val="引用 字符"/>
-    <w:basedOn w:val="a0"/>
-    <w:link w:val="a7"/>
+    <w:basedOn w:val="style65"/>
+    <w:next w:val="style4108"/>
+    <w:link w:val="style180"/>
     <w:uiPriority w:val="29"/>
-    <w:rsid w:val="00820B00"/>
     <w:rPr>
       <w:i/>
       <w:iCs/>
-      <w:color w:val="404040" w:themeColor="text1" w:themeTint="BF"/>
-    </w:rPr>
-  </w:style>
-  <w:style w:type="paragraph" w:styleId="a9">
+      <w:color w:val="404040"/>
+    </w:rPr>
+  </w:style>
+  <w:style w:type="paragraph" w:styleId="style179">
     <w:name w:val="List Paragraph"/>
-    <w:basedOn w:val="a"/>
+    <w:basedOn w:val="style0"/>
+    <w:next w:val="style179"/>
+    <w:qFormat/>
     <w:uiPriority w:val="34"/>
-    <w:qFormat/>
-    <w:rsid w:val="00820B00"/>
     <w:pPr>
       <w:ind w:left="720"/>
       <w:contextualSpacing/>
     </w:pPr>
-  </w:style>
-  <w:style w:type="character" w:styleId="aa">
+    <w:rPr/>
+  </w:style>
+  <w:style w:type="character" w:styleId="style261">
     <w:name w:val="Intense Emphasis"/>
-    <w:basedOn w:val="a0"/>
+    <w:basedOn w:val="style65"/>
+    <w:next w:val="style261"/>
+    <w:qFormat/>
     <w:uiPriority w:val="21"/>
-    <w:qFormat/>
-    <w:rsid w:val="00820B00"/>
     <w:rPr>
       <w:i/>
       <w:iCs/>
-      <w:color w:val="0F4761" w:themeColor="accent1" w:themeShade="BF"/>
-    </w:rPr>
-  </w:style>
-  <w:style w:type="paragraph" w:styleId="ab">
+      <w:color w:val="0f4761"/>
+    </w:rPr>
+  </w:style>
+  <w:style w:type="paragraph" w:styleId="style181">
     <w:name w:val="Intense Quote"/>
-    <w:basedOn w:val="a"/>
-    <w:next w:val="a"/>
-    <w:link w:val="ac"/>
+    <w:basedOn w:val="style0"/>
+    <w:next w:val="style0"/>
+    <w:link w:val="style4109"/>
+    <w:qFormat/>
     <w:uiPriority w:val="30"/>
-    <w:qFormat/>
-    <w:rsid w:val="00820B00"/>
     <w:pPr>
       <w:pBdr>
-        <w:top w:val="single" w:sz="4" w:space="10" w:color="0F4761" w:themeColor="accent1" w:themeShade="BF"/>
-        <w:bottom w:val="single" w:sz="4" w:space="10" w:color="0F4761" w:themeColor="accent1" w:themeShade="BF"/>
+        <w:top w:val="single" w:sz="4" w:space="10" w:color="0f4761"/>
+        <w:bottom w:val="single" w:sz="4" w:space="10" w:color="0f4761"/>
       </w:pBdr>
       <w:spacing w:before="360" w:after="360"/>
       <w:ind w:left="864" w:right="864"/>
@@ -1529,32 +1237,32 @@
     <w:rPr>
       <w:i/>
       <w:iCs/>
-      <w:color w:val="0F4761" w:themeColor="accent1" w:themeShade="BF"/>
-    </w:rPr>
-  </w:style>
-  <w:style w:type="character" w:customStyle="1" w:styleId="ac">
+      <w:color w:val="0f4761"/>
+    </w:rPr>
+  </w:style>
+  <w:style w:type="character" w:customStyle="1" w:styleId="style4109">
     <w:name w:val="明显引用 字符"/>
-    <w:basedOn w:val="a0"/>
-    <w:link w:val="ab"/>
+    <w:basedOn w:val="style65"/>
+    <w:next w:val="style4109"/>
+    <w:link w:val="style181"/>
     <w:uiPriority w:val="30"/>
-    <w:rsid w:val="00820B00"/>
     <w:rPr>
       <w:i/>
       <w:iCs/>
-      <w:color w:val="0F4761" w:themeColor="accent1" w:themeShade="BF"/>
-    </w:rPr>
-  </w:style>
-  <w:style w:type="character" w:styleId="ad">
+      <w:color w:val="0f4761"/>
+    </w:rPr>
+  </w:style>
+  <w:style w:type="character" w:styleId="style263">
     <w:name w:val="Intense Reference"/>
-    <w:basedOn w:val="a0"/>
+    <w:basedOn w:val="style65"/>
+    <w:next w:val="style263"/>
+    <w:qFormat/>
     <w:uiPriority w:val="32"/>
-    <w:qFormat/>
-    <w:rsid w:val="00820B00"/>
     <w:rPr>
       <w:b/>
       <w:bCs/>
       <w:smallCaps/>
-      <w:color w:val="0F4761" w:themeColor="accent1" w:themeShade="BF"/>
+      <w:color w:val="0f4761"/>
       <w:spacing w:val="5"/>
     </w:rPr>
   </w:style>
@@ -1562,7 +1270,7 @@
 </file>
 
 <file path=word/theme/theme1.xml><?xml version="1.0" encoding="utf-8"?>
-<a:theme xmlns:a="http://schemas.openxmlformats.org/drawingml/2006/main" name="Office 主题​​">
+<a:theme xmlns:a="http://schemas.openxmlformats.org/drawingml/2006/main" name="Office Theme">
   <a:themeElements>
     <a:clrScheme name="Office">
       <a:dk1>
@@ -1572,44 +1280,44 @@
         <a:sysClr val="window" lastClr="FFFFFF"/>
       </a:lt1>
       <a:dk2>
-        <a:srgbClr val="0E2841"/>
+        <a:srgbClr val="1F497D"/>
       </a:dk2>
       <a:lt2>
-        <a:srgbClr val="E8E8E8"/>
+        <a:srgbClr val="EEECE1"/>
       </a:lt2>
       <a:accent1>
-        <a:srgbClr val="156082"/>
+        <a:srgbClr val="4F81BD"/>
       </a:accent1>
       <a:accent2>
-        <a:srgbClr val="E97132"/>
+        <a:srgbClr val="C0504D"/>
       </a:accent2>
       <a:accent3>
-        <a:srgbClr val="196B24"/>
+        <a:srgbClr val="9BBB59"/>
       </a:accent3>
       <a:accent4>
-        <a:srgbClr val="0F9ED5"/>
+        <a:srgbClr val="8064A2"/>
       </a:accent4>
       <a:accent5>
-        <a:srgbClr val="A02B93"/>
+        <a:srgbClr val="4BACC6"/>
       </a:accent5>
       <a:accent6>
-        <a:srgbClr val="4EA72E"/>
+        <a:srgbClr val="F79646"/>
       </a:accent6>
       <a:hlink>
-        <a:srgbClr val="467886"/>
+        <a:srgbClr val="0000FF"/>
       </a:hlink>
       <a:folHlink>
-        <a:srgbClr val="96607D"/>
+        <a:srgbClr val="800080"/>
       </a:folHlink>
     </a:clrScheme>
     <a:fontScheme name="Office">
       <a:majorFont>
-        <a:latin typeface="等线 Light" panose="02110004020202020204"/>
+        <a:latin typeface="Cambria"/>
         <a:ea typeface=""/>
         <a:cs typeface=""/>
-        <a:font script="Jpan" typeface="游ゴシック Light"/>
+        <a:font script="Jpan" typeface="ＭＳ ゴシック"/>
         <a:font script="Hang" typeface="맑은 고딕"/>
-        <a:font script="Hans" typeface="等线 Light"/>
+        <a:font script="Hans" typeface="宋体"/>
         <a:font script="Hant" typeface="新細明體"/>
         <a:font script="Arab" typeface="Times New Roman"/>
         <a:font script="Hebr" typeface="Times New Roman"/>
@@ -1637,31 +1345,14 @@
         <a:font script="Viet" typeface="Times New Roman"/>
         <a:font script="Uigh" typeface="Microsoft Uighur"/>
         <a:font script="Geor" typeface="Sylfaen"/>
-        <a:font script="Armn" typeface="Arial"/>
-        <a:font script="Bugi" typeface="Leelawadee UI"/>
-        <a:font script="Bopo" typeface="Microsoft JhengHei"/>
-        <a:font script="Java" typeface="Javanese Text"/>
-        <a:font script="Lisu" typeface="Segoe UI"/>
-        <a:font script="Mymr" typeface="Myanmar Text"/>
-        <a:font script="Nkoo" typeface="Ebrima"/>
-        <a:font script="Olck" typeface="Nirmala UI"/>
-        <a:font script="Osma" typeface="Ebrima"/>
-        <a:font script="Phag" typeface="Phagspa"/>
-        <a:font script="Syrn" typeface="Estrangelo Edessa"/>
-        <a:font script="Syrj" typeface="Estrangelo Edessa"/>
-        <a:font script="Syre" typeface="Estrangelo Edessa"/>
-        <a:font script="Sora" typeface="Nirmala UI"/>
-        <a:font script="Tale" typeface="Microsoft Tai Le"/>
-        <a:font script="Talu" typeface="Microsoft New Tai Lue"/>
-        <a:font script="Tfng" typeface="Ebrima"/>
       </a:majorFont>
       <a:minorFont>
-        <a:latin typeface="等线" panose="02110004020202020204"/>
+        <a:latin typeface="Calibri"/>
         <a:ea typeface=""/>
         <a:cs typeface=""/>
-        <a:font script="Jpan" typeface="游明朝"/>
+        <a:font script="Jpan" typeface="ＭＳ 明朝"/>
         <a:font script="Hang" typeface="맑은 고딕"/>
-        <a:font script="Hans" typeface="等线"/>
+        <a:font script="Hans" typeface="宋体"/>
         <a:font script="Hant" typeface="新細明體"/>
         <a:font script="Arab" typeface="Arial"/>
         <a:font script="Hebr" typeface="Arial"/>
@@ -1689,23 +1380,6 @@
         <a:font script="Viet" typeface="Arial"/>
         <a:font script="Uigh" typeface="Microsoft Uighur"/>
         <a:font script="Geor" typeface="Sylfaen"/>
-        <a:font script="Armn" typeface="Arial"/>
-        <a:font script="Bugi" typeface="Leelawadee UI"/>
-        <a:font script="Bopo" typeface="Microsoft JhengHei"/>
-        <a:font script="Java" typeface="Javanese Text"/>
-        <a:font script="Lisu" typeface="Segoe UI"/>
-        <a:font script="Mymr" typeface="Myanmar Text"/>
-        <a:font script="Nkoo" typeface="Ebrima"/>
-        <a:font script="Olck" typeface="Nirmala UI"/>
-        <a:font script="Osma" typeface="Ebrima"/>
-        <a:font script="Phag" typeface="Phagspa"/>
-        <a:font script="Syrn" typeface="Estrangelo Edessa"/>
-        <a:font script="Syrj" typeface="Estrangelo Edessa"/>
-        <a:font script="Syre" typeface="Estrangelo Edessa"/>
-        <a:font script="Sora" typeface="Nirmala UI"/>
-        <a:font script="Tale" typeface="Microsoft Tai Le"/>
-        <a:font script="Talu" typeface="Microsoft New Tai Lue"/>
-        <a:font script="Tfng" typeface="Ebrima"/>
       </a:minorFont>
     </a:fontScheme>
     <a:fmtScheme name="Office">
@@ -1717,141 +1391,165 @@
           <a:gsLst>
             <a:gs pos="0">
               <a:schemeClr val="phClr">
-                <a:lumMod val="110000"/>
-                <a:satMod val="105000"/>
-                <a:tint val="67000"/>
+                <a:tint val="50000"/>
+                <a:satMod val="300000"/>
               </a:schemeClr>
             </a:gs>
-            <a:gs pos="50000">
+            <a:gs pos="35000">
               <a:schemeClr val="phClr">
-                <a:lumMod val="105000"/>
-                <a:satMod val="103000"/>
-                <a:tint val="73000"/>
+                <a:tint val="37000"/>
+                <a:satMod val="300000"/>
               </a:schemeClr>
             </a:gs>
             <a:gs pos="100000">
               <a:schemeClr val="phClr">
-                <a:lumMod val="105000"/>
-                <a:satMod val="109000"/>
-                <a:tint val="81000"/>
+                <a:tint val="15000"/>
+                <a:satMod val="350000"/>
               </a:schemeClr>
             </a:gs>
           </a:gsLst>
-          <a:lin ang="5400000" scaled="0"/>
+          <a:lin ang="16200000" scaled="1"/>
         </a:gradFill>
         <a:gradFill rotWithShape="1">
           <a:gsLst>
             <a:gs pos="0">
               <a:schemeClr val="phClr">
-                <a:satMod val="103000"/>
-                <a:lumMod val="102000"/>
-                <a:tint val="94000"/>
+                <a:shade val="51000"/>
+                <a:satMod val="130000"/>
               </a:schemeClr>
             </a:gs>
-            <a:gs pos="50000">
+            <a:gs pos="80000">
               <a:schemeClr val="phClr">
-                <a:satMod val="110000"/>
-                <a:lumMod val="100000"/>
-                <a:shade val="100000"/>
+                <a:shade val="93000"/>
+                <a:satMod val="130000"/>
               </a:schemeClr>
             </a:gs>
             <a:gs pos="100000">
               <a:schemeClr val="phClr">
-                <a:lumMod val="99000"/>
-                <a:satMod val="120000"/>
-                <a:shade val="78000"/>
+                <a:shade val="94000"/>
+                <a:satMod val="135000"/>
               </a:schemeClr>
             </a:gs>
           </a:gsLst>
-          <a:lin ang="5400000" scaled="0"/>
+          <a:lin ang="16200000" scaled="0"/>
         </a:gradFill>
       </a:fillStyleLst>
       <a:lnStyleLst>
-        <a:ln w="6350" cap="flat" cmpd="sng" algn="ctr">
+        <a:ln w="9525" cap="flat" cmpd="sng" algn="ctr">
+          <a:solidFill>
+            <a:schemeClr val="phClr">
+              <a:shade val="95000"/>
+              <a:satMod val="105000"/>
+            </a:schemeClr>
+          </a:solidFill>
+          <a:prstDash val="solid"/>
+        </a:ln>
+        <a:ln w="25400" cap="flat" cmpd="sng" algn="ctr">
           <a:solidFill>
             <a:schemeClr val="phClr"/>
           </a:solidFill>
           <a:prstDash val="solid"/>
-          <a:miter lim="800000"/>
         </a:ln>
-        <a:ln w="12700" cap="flat" cmpd="sng" algn="ctr">
+        <a:ln w="38100" cap="flat" cmpd="sng" algn="ctr">
           <a:solidFill>
             <a:schemeClr val="phClr"/>
           </a:solidFill>
           <a:prstDash val="solid"/>
-          <a:miter lim="800000"/>
-        </a:ln>
-        <a:ln w="19050" cap="flat" cmpd="sng" algn="ctr">
-          <a:solidFill>
-            <a:schemeClr val="phClr"/>
-          </a:solidFill>
-          <a:prstDash val="solid"/>
-          <a:miter lim="800000"/>
         </a:ln>
       </a:lnStyleLst>
       <a:effectStyleLst>
         <a:effectStyle>
-          <a:effectLst/>
-        </a:effectStyle>
-        <a:effectStyle>
-          <a:effectLst/>
+          <a:effectLst>
+            <a:outerShdw blurRad="40000" dist="20000" dir="5400000" rotWithShape="0">
+              <a:srgbClr val="000000">
+                <a:alpha val="38000"/>
+              </a:srgbClr>
+            </a:outerShdw>
+          </a:effectLst>
         </a:effectStyle>
         <a:effectStyle>
           <a:effectLst>
-            <a:outerShdw blurRad="57150" dist="19050" dir="5400000" algn="ctr" rotWithShape="0">
+            <a:outerShdw blurRad="40000" dist="23000" dir="5400000" rotWithShape="0">
               <a:srgbClr val="000000">
-                <a:alpha val="63000"/>
+                <a:alpha val="35000"/>
               </a:srgbClr>
             </a:outerShdw>
           </a:effectLst>
+        </a:effectStyle>
+        <a:effectStyle>
+          <a:effectLst>
+            <a:outerShdw blurRad="40000" dist="23000" dir="5400000" rotWithShape="0">
+              <a:srgbClr val="000000">
+                <a:alpha val="35000"/>
+              </a:srgbClr>
+            </a:outerShdw>
+          </a:effectLst>
+          <a:scene3d>
+            <a:camera prst="orthographicFront">
+              <a:rot lat="0" lon="0" rev="0"/>
+            </a:camera>
+            <a:lightRig rig="threePt" dir="t">
+              <a:rot lat="0" lon="0" rev="1200000"/>
+            </a:lightRig>
+          </a:scene3d>
+          <a:sp3d>
+            <a:bevelT w="63500" h="25400"/>
+          </a:sp3d>
         </a:effectStyle>
       </a:effectStyleLst>
       <a:bgFillStyleLst>
         <a:solidFill>
           <a:schemeClr val="phClr"/>
         </a:solidFill>
-        <a:solidFill>
-          <a:schemeClr val="phClr">
-            <a:tint val="95000"/>
-            <a:satMod val="170000"/>
-          </a:schemeClr>
-        </a:solidFill>
         <a:gradFill rotWithShape="1">
           <a:gsLst>
             <a:gs pos="0">
               <a:schemeClr val="phClr">
-                <a:tint val="93000"/>
-                <a:satMod val="150000"/>
-                <a:shade val="98000"/>
-                <a:lumMod val="102000"/>
+                <a:tint val="40000"/>
+                <a:satMod val="350000"/>
               </a:schemeClr>
             </a:gs>
-            <a:gs pos="50000">
+            <a:gs pos="40000">
               <a:schemeClr val="phClr">
-                <a:tint val="98000"/>
-                <a:satMod val="130000"/>
-                <a:shade val="90000"/>
-                <a:lumMod val="103000"/>
+                <a:tint val="45000"/>
+                <a:shade val="99000"/>
+                <a:satMod val="350000"/>
               </a:schemeClr>
             </a:gs>
             <a:gs pos="100000">
               <a:schemeClr val="phClr">
-                <a:shade val="63000"/>
-                <a:satMod val="120000"/>
+                <a:shade val="20000"/>
+                <a:satMod val="255000"/>
               </a:schemeClr>
             </a:gs>
           </a:gsLst>
-          <a:lin ang="5400000" scaled="0"/>
+          <a:path path="circle">
+            <a:fillToRect l="50000" t="-80000" r="50000" b="180000"/>
+          </a:path>
+        </a:gradFill>
+        <a:gradFill rotWithShape="1">
+          <a:gsLst>
+            <a:gs pos="0">
+              <a:schemeClr val="phClr">
+                <a:tint val="80000"/>
+                <a:satMod val="300000"/>
+              </a:schemeClr>
+            </a:gs>
+            <a:gs pos="100000">
+              <a:schemeClr val="phClr">
+                <a:shade val="30000"/>
+                <a:satMod val="200000"/>
+              </a:schemeClr>
+            </a:gs>
+          </a:gsLst>
+          <a:path path="circle">
+            <a:fillToRect l="50000" t="50000" r="50000" b="50000"/>
+          </a:path>
         </a:gradFill>
       </a:bgFillStyleLst>
     </a:fmtScheme>
   </a:themeElements>
   <a:objectDefaults/>
   <a:extraClrSchemeLst/>
-  <a:extLst>
-    <a:ext uri="{05A4C25C-085E-4340-85A3-A5531E510DB2}">
-      <thm15:themeFamily xmlns:thm15="http://schemas.microsoft.com/office/thememl/2012/main" name="Office Theme" id="{2E142A2C-CD16-42D6-873A-C26D2A0506FA}" vid="{1BDDFF52-6CD6-40A5-AB3C-68EB2F1E4D0A}"/>
-    </a:ext>
-  </a:extLst>
 </a:theme>
 </file>